--- a/predavanje/_book/Priručnik--Documents-as-Code.docx
+++ b/predavanje/_book/Priručnik--Documents-as-Code.docx
@@ -50,7 +50,7 @@
         <w:pStyle w:val="Heading1"/>
       </w:pPr>
       <w:r>
-        <w:t xml:space="preserve">1. Priručnik: Docs-as-Code - radni tok</w:t>
+        <w:t xml:space="preserve">Priručnik: Docs-as-Code - radni tok</w:t>
       </w:r>
     </w:p>
     <w:p>
@@ -76,7 +76,7 @@
         <w:pStyle w:val="Heading1"/>
       </w:pPr>
       <w:r>
-        <w:t xml:space="preserve">2. Predgovor</w:t>
+        <w:t xml:space="preserve">Predgovor</w:t>
       </w:r>
     </w:p>
     <w:p>
@@ -84,7 +84,19 @@
         <w:pStyle w:val="FirstParagraph"/>
       </w:pPr>
       <w:r>
-        <w:t xml:space="preserve">Dobrodošli u službeni priručnik. Ova knjiga je generirana automatski iz Markdown datoteka.</w:t>
+        <w:t xml:space="preserve">Dobrodošli!</w:t>
+      </w:r>
+      <w:r>
+        <w:t xml:space="preserve"> </w:t>
+      </w:r>
+      <w:r>
+        <w:t xml:space="preserve">Ovaj priručnik je generirana automatski iz Markdown datoteka.</w:t>
+      </w:r>
+      <w:r>
+        <w:t xml:space="preserve"> </w:t>
+      </w:r>
+      <w:r>
+        <w:t xml:space="preserve">Pri kreiranju sadržaja korišteni su alati umjetne inteligencije.</w:t>
       </w:r>
     </w:p>
     <w:bookmarkEnd w:id="10"/>
@@ -94,7 +106,12 @@
         <w:pStyle w:val="Heading1"/>
       </w:pPr>
       <w:r>
-        <w:t xml:space="preserve">3. Poglavlje 1 - Uvod: Nova paradigma rada s dokumentacijom</w:t>
+        <w:t xml:space="preserve">Poglavlje 1 - Uvod: Nova paradigma rada s dokumentacijom</w:t>
+      </w:r>
+    </w:p>
+    <w:p>
+      <w:r>
+        <w:br w:type="page"/>
       </w:r>
     </w:p>
     <w:bookmarkStart w:id="11" w:name="preduvjeti-za-cijeli-priručnik"/>
@@ -103,7 +120,7 @@
         <w:pStyle w:val="Heading3"/>
       </w:pPr>
       <w:r>
-        <w:t xml:space="preserve">3.0.1 Preduvjeti za cijeli priručnik</w:t>
+        <w:t xml:space="preserve">Preduvjeti za cijeli priručnik</w:t>
       </w:r>
     </w:p>
     <w:p>
@@ -185,7 +202,7 @@
         <w:pStyle w:val="Heading3"/>
       </w:pPr>
       <w:r>
-        <w:t xml:space="preserve">3.0.2 Alati koje ćemo instalirati</w:t>
+        <w:t xml:space="preserve">Alati koje ćemo instalirati</w:t>
       </w:r>
     </w:p>
     <w:tbl>
@@ -383,6 +400,12 @@
         <w:pStyle w:val="BlockText"/>
       </w:pPr>
       <w:r>
+        <w:t xml:space="preserve">⏱️</w:t>
+      </w:r>
+      <w:r>
+        <w:t xml:space="preserve"> </w:t>
+      </w:r>
+      <w:r>
         <w:rPr>
           <w:b/>
           <w:bCs/>
@@ -394,6 +417,12 @@
       </w:r>
       <w:r>
         <w:t xml:space="preserve">2–3 sata (jednokratno)</w:t>
+      </w:r>
+      <w:r>
+        <w:t xml:space="preserve"> </w:t>
+      </w:r>
+      <w:r>
+        <w:t xml:space="preserve">⏱️</w:t>
       </w:r>
       <w:r>
         <w:t xml:space="preserve"> </w:t>
@@ -426,7 +455,7 @@
         <w:pStyle w:val="Heading2"/>
       </w:pPr>
       <w:r>
-        <w:t xml:space="preserve">3.1 1.1 Stari način rada – i zašto više ne funkcionira</w:t>
+        <w:t xml:space="preserve">1.1 Stari način rada – i zašto više ne funkcionira</w:t>
       </w:r>
     </w:p>
     <w:p>
@@ -624,7 +653,7 @@
         <w:pStyle w:val="Heading2"/>
       </w:pPr>
       <w:r>
-        <w:t xml:space="preserve">3.2 1.2 Novi način rada – Docs-as-Code</w:t>
+        <w:t xml:space="preserve">1.2 Novi način rada – Docs-as-Code</w:t>
       </w:r>
     </w:p>
     <w:p>
@@ -826,7 +855,7 @@
         <w:pStyle w:val="Heading2"/>
       </w:pPr>
       <w:r>
-        <w:t xml:space="preserve">3.3 1.3 Usporedba starog i novog načina</w:t>
+        <w:t xml:space="preserve">1.3 Usporedba starog i novog načina</w:t>
       </w:r>
     </w:p>
     <w:tbl>
@@ -1176,7 +1205,7 @@
         <w:pStyle w:val="Heading2"/>
       </w:pPr>
       <w:r>
-        <w:t xml:space="preserve">3.4 1.4 Tijek rada – kako to izgleda u praksi</w:t>
+        <w:t xml:space="preserve">1.4 Tijek rada – kako to izgleda u praksi</w:t>
       </w:r>
     </w:p>
     <w:p>
@@ -1569,7 +1598,7 @@
         <w:pStyle w:val="Heading2"/>
       </w:pPr>
       <w:r>
-        <w:t xml:space="preserve">3.5 1.5 Uloga svakog alata</w:t>
+        <w:t xml:space="preserve">1.5 Uloga svakog alata</w:t>
       </w:r>
     </w:p>
     <w:bookmarkStart w:id="17" w:name="git"/>
@@ -1578,7 +1607,7 @@
         <w:pStyle w:val="Heading3"/>
       </w:pPr>
       <w:r>
-        <w:t xml:space="preserve">3.5.1 Git</w:t>
+        <w:t xml:space="preserve">Git</w:t>
       </w:r>
     </w:p>
     <w:p>
@@ -1707,7 +1736,7 @@
         <w:pStyle w:val="Heading3"/>
       </w:pPr>
       <w:r>
-        <w:t xml:space="preserve">3.5.2 GitHub</w:t>
+        <w:t xml:space="preserve">GitHub</w:t>
       </w:r>
     </w:p>
     <w:p>
@@ -1823,7 +1852,7 @@
         <w:pStyle w:val="Heading3"/>
       </w:pPr>
       <w:r>
-        <w:t xml:space="preserve">3.5.3 Obsidian</w:t>
+        <w:t xml:space="preserve">Obsidian</w:t>
       </w:r>
     </w:p>
     <w:p>
@@ -1930,7 +1959,7 @@
         <w:pStyle w:val="Heading3"/>
       </w:pPr>
       <w:r>
-        <w:t xml:space="preserve">3.5.4 Quarto</w:t>
+        <w:t xml:space="preserve">Quarto</w:t>
       </w:r>
     </w:p>
     <w:p>
@@ -2101,7 +2130,7 @@
         <w:pStyle w:val="Heading2"/>
       </w:pPr>
       <w:r>
-        <w:t xml:space="preserve">3.6 1.6 Zašto je ovo bolje? – Konkretne prednosti</w:t>
+        <w:t xml:space="preserve">1.6 Zašto je ovo bolje? – Konkretne prednosti</w:t>
       </w:r>
     </w:p>
     <w:p>
@@ -2226,7 +2255,7 @@
         <w:pStyle w:val="Heading2"/>
       </w:pPr>
       <w:r>
-        <w:t xml:space="preserve">3.7 1.7 Što ćeš naučiti u ovom priručniku</w:t>
+        <w:t xml:space="preserve">1.7 Što ćeš naučiti u ovom priručniku</w:t>
       </w:r>
     </w:p>
     <w:p>
@@ -2333,7 +2362,7 @@
         <w:pStyle w:val="Heading2"/>
       </w:pPr>
       <w:r>
-        <w:t xml:space="preserve">3.8 Što smo naučili u ovom poglavlju</w:t>
+        <w:t xml:space="preserve">✅ Što smo naučili u ovom poglavlju</w:t>
       </w:r>
     </w:p>
     <w:tbl>
@@ -2555,6 +2584,12 @@
         <w:pStyle w:val="BlockText"/>
       </w:pPr>
       <w:r>
+        <w:t xml:space="preserve">💡</w:t>
+      </w:r>
+      <w:r>
+        <w:t xml:space="preserve"> </w:t>
+      </w:r>
+      <w:r>
         <w:rPr>
           <w:b/>
           <w:bCs/>
@@ -2606,7 +2641,12 @@
         <w:pStyle w:val="Heading1"/>
       </w:pPr>
       <w:r>
-        <w:t xml:space="preserve">4. Poglavlje 2 - Instalacija i postavljanje okruzenja</w:t>
+        <w:t xml:space="preserve">Poglavlje 2 - Instalacija i postavljanje okruzenja</w:t>
+      </w:r>
+    </w:p>
+    <w:p>
+      <w:r>
+        <w:br w:type="page"/>
       </w:r>
     </w:p>
     <w:p>
@@ -2614,6 +2654,12 @@
         <w:pStyle w:val="BlockText"/>
       </w:pPr>
       <w:r>
+        <w:t xml:space="preserve">⏱️</w:t>
+      </w:r>
+      <w:r>
+        <w:t xml:space="preserve"> </w:t>
+      </w:r>
+      <w:r>
         <w:rPr>
           <w:b/>
           <w:bCs/>
@@ -2630,6 +2676,12 @@
         <w:t xml:space="preserve"> </w:t>
       </w:r>
       <w:r>
+        <w:t xml:space="preserve">🖥️</w:t>
+      </w:r>
+      <w:r>
+        <w:t xml:space="preserve"> </w:t>
+      </w:r>
+      <w:r>
         <w:rPr>
           <w:b/>
           <w:bCs/>
@@ -2646,6 +2698,12 @@
         <w:t xml:space="preserve"> </w:t>
       </w:r>
       <w:r>
+        <w:t xml:space="preserve">🍎</w:t>
+      </w:r>
+      <w:r>
+        <w:t xml:space="preserve"> </w:t>
+      </w:r>
+      <w:r>
         <w:rPr>
           <w:b/>
           <w:bCs/>
@@ -2689,7 +2747,7 @@
         <w:pStyle w:val="Heading2"/>
       </w:pPr>
       <w:r>
-        <w:t xml:space="preserve">4.1 2.1 Git – instalacija</w:t>
+        <w:t xml:space="preserve">2.1 Git – instalacija</w:t>
       </w:r>
     </w:p>
     <w:bookmarkStart w:id="27" w:name="što-je-git-i-zašto-ga-instaliramo"/>
@@ -2698,7 +2756,7 @@
         <w:pStyle w:val="Heading3"/>
       </w:pPr>
       <w:r>
-        <w:t xml:space="preserve">4.1.1 Što je Git i zašto ga instaliramo?</w:t>
+        <w:t xml:space="preserve">Što je Git i zašto ga instaliramo?</w:t>
       </w:r>
     </w:p>
     <w:p>
@@ -2732,7 +2790,7 @@
         <w:pStyle w:val="Heading3"/>
       </w:pPr>
       <w:r>
-        <w:t xml:space="preserve">4.1.2 Korak 1: Preuzimanje</w:t>
+        <w:t xml:space="preserve">Korak 1: Preuzimanje</w:t>
       </w:r>
     </w:p>
     <w:p>
@@ -2833,7 +2891,7 @@
         <w:pStyle w:val="Heading3"/>
       </w:pPr>
       <w:r>
-        <w:t xml:space="preserve">4.1.3 Korak 2: Instalacija (Windows)</w:t>
+        <w:t xml:space="preserve">Korak 2: Instalacija (Windows)</w:t>
       </w:r>
     </w:p>
     <w:p>
@@ -3022,6 +3080,12 @@
         <w:pStyle w:val="BlockText"/>
       </w:pPr>
       <w:r>
+        <w:t xml:space="preserve">⚠️</w:t>
+      </w:r>
+      <w:r>
+        <w:t xml:space="preserve"> </w:t>
+      </w:r>
+      <w:r>
         <w:rPr>
           <w:b/>
           <w:bCs/>
@@ -3042,7 +3106,7 @@
         <w:pStyle w:val="Heading3"/>
       </w:pPr>
       <w:r>
-        <w:t xml:space="preserve">4.1.4 Korak 3: Provjera instalacije</w:t>
+        <w:t xml:space="preserve">Korak 3: Provjera instalacije</w:t>
       </w:r>
     </w:p>
     <w:p>
@@ -3134,6 +3198,12 @@
         <w:pStyle w:val="FirstParagraph"/>
       </w:pPr>
       <w:r>
+        <w:t xml:space="preserve">✅</w:t>
+      </w:r>
+      <w:r>
+        <w:t xml:space="preserve"> </w:t>
+      </w:r>
+      <w:r>
         <w:rPr>
           <w:b/>
           <w:bCs/>
@@ -3162,6 +3232,12 @@
       <w:pPr>
         <w:pStyle w:val="BlockText"/>
       </w:pPr>
+      <w:r>
+        <w:t xml:space="preserve">⚠️</w:t>
+      </w:r>
+      <w:r>
+        <w:t xml:space="preserve"> </w:t>
+      </w:r>
       <w:r>
         <w:rPr>
           <w:b/>
@@ -3192,7 +3268,7 @@
         <w:pStyle w:val="Heading3"/>
       </w:pPr>
       <w:r>
-        <w:t xml:space="preserve">4.1.5 Korak 4: Konfiguracija identiteta</w:t>
+        <w:t xml:space="preserve">Korak 4: Konfiguracija identiteta</w:t>
       </w:r>
     </w:p>
     <w:p>
@@ -3290,6 +3366,12 @@
         <w:pStyle w:val="BlockText"/>
       </w:pPr>
       <w:r>
+        <w:t xml:space="preserve">💡</w:t>
+      </w:r>
+      <w:r>
+        <w:t xml:space="preserve"> </w:t>
+      </w:r>
+      <w:r>
         <w:rPr>
           <w:b/>
           <w:bCs/>
@@ -3323,6 +3405,12 @@
       <w:pPr>
         <w:pStyle w:val="FirstParagraph"/>
       </w:pPr>
+      <w:r>
+        <w:t xml:space="preserve">✅</w:t>
+      </w:r>
+      <w:r>
+        <w:t xml:space="preserve"> </w:t>
+      </w:r>
       <w:r>
         <w:rPr>
           <w:b/>
@@ -3404,7 +3492,7 @@
         <w:pStyle w:val="Heading2"/>
       </w:pPr>
       <w:r>
-        <w:t xml:space="preserve">4.2 2.2 Obsidian – instalacija</w:t>
+        <w:t xml:space="preserve">2.2 Obsidian – instalacija</w:t>
       </w:r>
     </w:p>
     <w:bookmarkStart w:id="33" w:name="što-je-obsidian"/>
@@ -3413,7 +3501,7 @@
         <w:pStyle w:val="Heading3"/>
       </w:pPr>
       <w:r>
-        <w:t xml:space="preserve">4.2.1 Što je Obsidian?</w:t>
+        <w:t xml:space="preserve">Što je Obsidian?</w:t>
       </w:r>
     </w:p>
     <w:p>
@@ -3431,7 +3519,7 @@
         <w:pStyle w:val="Heading3"/>
       </w:pPr>
       <w:r>
-        <w:t xml:space="preserve">4.2.2 Korak 1: Preuzimanje</w:t>
+        <w:t xml:space="preserve">Korak 1: Preuzimanje</w:t>
       </w:r>
     </w:p>
     <w:p>
@@ -3558,7 +3646,7 @@
         <w:pStyle w:val="Heading3"/>
       </w:pPr>
       <w:r>
-        <w:t xml:space="preserve">4.2.3 Korak 2: Instalacija</w:t>
+        <w:t xml:space="preserve">Korak 2: Instalacija</w:t>
       </w:r>
     </w:p>
     <w:p>
@@ -3619,7 +3707,7 @@
         <w:pStyle w:val="Heading3"/>
       </w:pPr>
       <w:r>
-        <w:t xml:space="preserve">4.2.4 Korak 3: Početni ekran</w:t>
+        <w:t xml:space="preserve">Korak 3: Početni ekran</w:t>
       </w:r>
     </w:p>
     <w:p>
@@ -3658,6 +3746,12 @@
       <w:pPr>
         <w:pStyle w:val="BodyText"/>
       </w:pPr>
+      <w:r>
+        <w:t xml:space="preserve">✅</w:t>
+      </w:r>
+      <w:r>
+        <w:t xml:space="preserve"> </w:t>
+      </w:r>
       <w:r>
         <w:rPr>
           <w:b/>
@@ -3687,7 +3781,7 @@
         <w:pStyle w:val="Heading2"/>
       </w:pPr>
       <w:r>
-        <w:t xml:space="preserve">4.3 2.3 Quarto – instalacija</w:t>
+        <w:t xml:space="preserve">2.3 Quarto – instalacija</w:t>
       </w:r>
     </w:p>
     <w:bookmarkStart w:id="38" w:name="što-je-quarto"/>
@@ -3696,7 +3790,7 @@
         <w:pStyle w:val="Heading3"/>
       </w:pPr>
       <w:r>
-        <w:t xml:space="preserve">4.3.1 Što je Quarto?</w:t>
+        <w:t xml:space="preserve">Što je Quarto?</w:t>
       </w:r>
     </w:p>
     <w:p>
@@ -3714,7 +3808,7 @@
         <w:pStyle w:val="Heading3"/>
       </w:pPr>
       <w:r>
-        <w:t xml:space="preserve">4.3.2 Korak 1: Preuzimanje</w:t>
+        <w:t xml:space="preserve">Korak 1: Preuzimanje</w:t>
       </w:r>
     </w:p>
     <w:p>
@@ -3819,7 +3913,7 @@
         <w:pStyle w:val="Heading3"/>
       </w:pPr>
       <w:r>
-        <w:t xml:space="preserve">4.3.3 Korak 2: Instalacija</w:t>
+        <w:t xml:space="preserve">Korak 2: Instalacija</w:t>
       </w:r>
     </w:p>
     <w:p>
@@ -3906,7 +4000,7 @@
         <w:pStyle w:val="Heading3"/>
       </w:pPr>
       <w:r>
-        <w:t xml:space="preserve">4.3.4 Korak 3: Provjera instalacije</w:t>
+        <w:t xml:space="preserve">Korak 3: Provjera instalacije</w:t>
       </w:r>
     </w:p>
     <w:p>
@@ -3961,6 +4055,12 @@
         <w:pStyle w:val="FirstParagraph"/>
       </w:pPr>
       <w:r>
+        <w:t xml:space="preserve">✅</w:t>
+      </w:r>
+      <w:r>
+        <w:t xml:space="preserve"> </w:t>
+      </w:r>
+      <w:r>
         <w:rPr>
           <w:b/>
           <w:bCs/>
@@ -3978,6 +4078,12 @@
       <w:pPr>
         <w:pStyle w:val="BlockText"/>
       </w:pPr>
+      <w:r>
+        <w:t xml:space="preserve">⚠️</w:t>
+      </w:r>
+      <w:r>
+        <w:t xml:space="preserve"> </w:t>
+      </w:r>
       <w:r>
         <w:rPr>
           <w:b/>
@@ -4007,7 +4113,7 @@
         <w:pStyle w:val="Heading2"/>
       </w:pPr>
       <w:r>
-        <w:t xml:space="preserve">4.4 2.4 GitHub – kreiranje računa</w:t>
+        <w:t xml:space="preserve">2.4 GitHub – kreiranje računa</w:t>
       </w:r>
     </w:p>
     <w:bookmarkStart w:id="43" w:name="što-je-github"/>
@@ -4016,7 +4122,7 @@
         <w:pStyle w:val="Heading3"/>
       </w:pPr>
       <w:r>
-        <w:t xml:space="preserve">4.4.1 Što je GitHub?</w:t>
+        <w:t xml:space="preserve">Što je GitHub?</w:t>
       </w:r>
     </w:p>
     <w:p>
@@ -4034,7 +4140,7 @@
         <w:pStyle w:val="Heading3"/>
       </w:pPr>
       <w:r>
-        <w:t xml:space="preserve">4.4.2 Korak 1: Registracija</w:t>
+        <w:t xml:space="preserve">Korak 1: Registracija</w:t>
       </w:r>
     </w:p>
     <w:p>
@@ -4284,7 +4390,7 @@
         <w:pStyle w:val="Heading3"/>
       </w:pPr>
       <w:r>
-        <w:t xml:space="preserve">4.4.3 Korak 2: Traženje pristupa repozitoriju</w:t>
+        <w:t xml:space="preserve">Korak 2: Traženje pristupa repozitoriju</w:t>
       </w:r>
     </w:p>
     <w:p>
@@ -4396,7 +4502,7 @@
         <w:pStyle w:val="Heading2"/>
       </w:pPr>
       <w:r>
-        <w:t xml:space="preserve">4.5 2.5 Personal Access Token (PAT) – postavljanje autentikacije</w:t>
+        <w:t xml:space="preserve">2.5 Personal Access Token (PAT) – postavljanje autentikacije</w:t>
       </w:r>
     </w:p>
     <w:bookmarkStart w:id="47" w:name="zašto-nam-treba-pat"/>
@@ -4405,7 +4511,7 @@
         <w:pStyle w:val="Heading3"/>
       </w:pPr>
       <w:r>
-        <w:t xml:space="preserve">4.5.1 Zašto nam treba PAT?</w:t>
+        <w:t xml:space="preserve">Zašto nam treba PAT?</w:t>
       </w:r>
     </w:p>
     <w:p>
@@ -4463,7 +4569,7 @@
         <w:pStyle w:val="Heading3"/>
       </w:pPr>
       <w:r>
-        <w:t xml:space="preserve">4.5.2 Korak 1: Kreiranje PAT-a na GitHubu</w:t>
+        <w:t xml:space="preserve">Korak 1: Kreiranje PAT-a na GitHubu</w:t>
       </w:r>
     </w:p>
     <w:p>
@@ -4649,7 +4755,7 @@
         <w:pStyle w:val="Heading3"/>
       </w:pPr>
       <w:r>
-        <w:t xml:space="preserve">4.5.3 Korak 2: Konfiguracija tokena</w:t>
+        <w:t xml:space="preserve">Korak 2: Konfiguracija tokena</w:t>
       </w:r>
     </w:p>
     <w:p>
@@ -4756,6 +4862,12 @@
         <w:pStyle w:val="BlockText"/>
       </w:pPr>
       <w:r>
+        <w:t xml:space="preserve">💡</w:t>
+      </w:r>
+      <w:r>
+        <w:t xml:space="preserve"> </w:t>
+      </w:r>
+      <w:r>
         <w:rPr>
           <w:b/>
           <w:bCs/>
@@ -4837,7 +4949,7 @@
         <w:pStyle w:val="Heading3"/>
       </w:pPr>
       <w:r>
-        <w:t xml:space="preserve">4.5.4 Korak 3: Kopiranje i pohrana tokena</w:t>
+        <w:t xml:space="preserve">Korak 3: Kopiranje i pohrana tokena</w:t>
       </w:r>
     </w:p>
     <w:p>
@@ -4845,11 +4957,17 @@
         <w:pStyle w:val="BlockText"/>
       </w:pPr>
       <w:r>
-        <w:rPr>
-          <w:b/>
-          <w:bCs/>
-        </w:rPr>
-        <w:t xml:space="preserve">VAŽNO:</w:t>
+        <w:t xml:space="preserve">⚠️</w:t>
+      </w:r>
+      <w:r>
+        <w:t xml:space="preserve"> </w:t>
+      </w:r>
+      <w:r>
+        <w:rPr>
+          <w:b/>
+          <w:bCs/>
+        </w:rPr>
+        <w:t xml:space="preserve">Važno:</w:t>
       </w:r>
       <w:r>
         <w:t xml:space="preserve"> </w:t>
@@ -4973,7 +5091,7 @@
         <w:pStyle w:val="Heading3"/>
       </w:pPr>
       <w:r>
-        <w:t xml:space="preserve">4.5.5 Korak 4: Pohrana tokena</w:t>
+        <w:t xml:space="preserve">Korak 4: Pohrana tokena</w:t>
       </w:r>
     </w:p>
     <w:p>
@@ -5005,6 +5123,12 @@
         <w:pStyle w:val="BlockText"/>
       </w:pPr>
       <w:r>
+        <w:t xml:space="preserve">💡</w:t>
+      </w:r>
+      <w:r>
+        <w:t xml:space="preserve"> </w:t>
+      </w:r>
+      <w:r>
         <w:rPr>
           <w:b/>
           <w:bCs/>
@@ -5022,6 +5146,12 @@
       <w:pPr>
         <w:pStyle w:val="FirstParagraph"/>
       </w:pPr>
+      <w:r>
+        <w:t xml:space="preserve">✅</w:t>
+      </w:r>
+      <w:r>
+        <w:t xml:space="preserve"> </w:t>
+      </w:r>
       <w:r>
         <w:rPr>
           <w:b/>
@@ -5051,7 +5181,7 @@
         <w:pStyle w:val="Heading2"/>
       </w:pPr>
       <w:r>
-        <w:t xml:space="preserve">4.6 2.6 .gitignore – što dijelimo, a što ne</w:t>
+        <w:t xml:space="preserve">2.6 .gitignore – što dijelimo, a što ne</w:t>
       </w:r>
     </w:p>
     <w:bookmarkStart w:id="53" w:name="što-je-.gitignore"/>
@@ -5060,7 +5190,7 @@
         <w:pStyle w:val="Heading3"/>
       </w:pPr>
       <w:r>
-        <w:t xml:space="preserve">4.6.1 Što je .gitignore?</w:t>
+        <w:t xml:space="preserve">Što je .gitignore?</w:t>
       </w:r>
     </w:p>
     <w:p>
@@ -5103,7 +5233,7 @@
         <w:pStyle w:val="Heading3"/>
       </w:pPr>
       <w:r>
-        <w:t xml:space="preserve">4.6.2 Zašto je to važno za Obsidian?</w:t>
+        <w:t xml:space="preserve">Zašto je to važno za Obsidian?</w:t>
       </w:r>
     </w:p>
     <w:p>
@@ -5198,6 +5328,12 @@
               <w:pStyle w:val="Compact"/>
             </w:pPr>
             <w:r>
+              <w:t xml:space="preserve">✅</w:t>
+            </w:r>
+            <w:r>
+              <w:t xml:space="preserve"> </w:t>
+            </w:r>
+            <w:r>
               <w:rPr>
                 <w:b/>
                 <w:bCs/>
@@ -5240,6 +5376,12 @@
               <w:pStyle w:val="Compact"/>
             </w:pPr>
             <w:r>
+              <w:t xml:space="preserve">✅</w:t>
+            </w:r>
+            <w:r>
+              <w:t xml:space="preserve"> </w:t>
+            </w:r>
+            <w:r>
               <w:rPr>
                 <w:b/>
                 <w:bCs/>
@@ -5282,6 +5424,16 @@
               <w:pStyle w:val="Compact"/>
             </w:pPr>
             <w:r>
+              <w:t xml:space="preserve">❌</w:t>
+            </w:r>
+            <w:r>
+              <w:t xml:space="preserve"> </w:t>
+            </w:r>
+            <w:r>
+              <w:rPr>
+                <w:b/>
+                <w:bCs/>
+              </w:rPr>
               <w:t xml:space="preserve">Ne</w:t>
             </w:r>
           </w:p>
@@ -5320,6 +5472,16 @@
               <w:pStyle w:val="Compact"/>
             </w:pPr>
             <w:r>
+              <w:t xml:space="preserve">❌</w:t>
+            </w:r>
+            <w:r>
+              <w:t xml:space="preserve"> </w:t>
+            </w:r>
+            <w:r>
+              <w:rPr>
+                <w:b/>
+                <w:bCs/>
+              </w:rPr>
               <w:t xml:space="preserve">Ne</w:t>
             </w:r>
           </w:p>
@@ -5344,7 +5506,7 @@
         <w:pStyle w:val="Heading3"/>
       </w:pPr>
       <w:r>
-        <w:t xml:space="preserve">4.6.3 Primjer .gitignore za ovaj projekt</w:t>
+        <w:t xml:space="preserve">Primjer .gitignore za ovaj projekt</w:t>
       </w:r>
     </w:p>
     <w:p>
@@ -5529,6 +5691,12 @@
       <w:pPr>
         <w:pStyle w:val="BlockText"/>
       </w:pPr>
+      <w:r>
+        <w:t xml:space="preserve">💡</w:t>
+      </w:r>
+      <w:r>
+        <w:t xml:space="preserve"> </w:t>
+      </w:r>
       <w:r>
         <w:rPr>
           <w:b/>
@@ -5573,7 +5741,7 @@
         <w:pStyle w:val="Heading2"/>
       </w:pPr>
       <w:r>
-        <w:t xml:space="preserve">4.7 Što smo naučili u ovom poglavlju</w:t>
+        <w:t xml:space="preserve">✅ Što smo naučili u ovom poglavlju</w:t>
       </w:r>
     </w:p>
     <w:tbl>
@@ -5763,6 +5931,12 @@
         <w:pStyle w:val="BlockText"/>
       </w:pPr>
       <w:r>
+        <w:t xml:space="preserve">💡</w:t>
+      </w:r>
+      <w:r>
+        <w:t xml:space="preserve"> </w:t>
+      </w:r>
+      <w:r>
         <w:rPr>
           <w:b/>
           <w:bCs/>
@@ -5835,7 +6009,12 @@
         <w:pStyle w:val="Heading1"/>
       </w:pPr>
       <w:r>
-        <w:t xml:space="preserve">5. Poglavlje 3 - Obsidian Git plugin: instalacija i konfiguracija</w:t>
+        <w:t xml:space="preserve">Poglavlje 3 - Obsidian Git plugin: instalacija i konfiguracija</w:t>
+      </w:r>
+    </w:p>
+    <w:p>
+      <w:r>
+        <w:br w:type="page"/>
       </w:r>
     </w:p>
     <w:p>
@@ -5843,6 +6022,12 @@
         <w:pStyle w:val="BlockText"/>
       </w:pPr>
       <w:r>
+        <w:t xml:space="preserve">⏱️</w:t>
+      </w:r>
+      <w:r>
+        <w:t xml:space="preserve"> </w:t>
+      </w:r>
+      <w:r>
         <w:rPr>
           <w:b/>
           <w:bCs/>
@@ -5859,6 +6044,12 @@
         <w:t xml:space="preserve"> </w:t>
       </w:r>
       <w:r>
+        <w:t xml:space="preserve">📋</w:t>
+      </w:r>
+      <w:r>
+        <w:t xml:space="preserve"> </w:t>
+      </w:r>
+      <w:r>
         <w:rPr>
           <w:b/>
           <w:bCs/>
@@ -5876,6 +6067,12 @@
       <w:pPr>
         <w:pStyle w:val="BlockText"/>
       </w:pPr>
+      <w:r>
+        <w:t xml:space="preserve">⚠️</w:t>
+      </w:r>
+      <w:r>
+        <w:t xml:space="preserve"> </w:t>
+      </w:r>
       <w:r>
         <w:rPr>
           <w:b/>
@@ -5919,7 +6116,7 @@
         <w:pStyle w:val="Heading2"/>
       </w:pPr>
       <w:r>
-        <w:t xml:space="preserve">5.1 3.1 Pokretanje Obsidiana i privremeni vault</w:t>
+        <w:t xml:space="preserve">3.1 Pokretanje Obsidiana i privremeni vault</w:t>
       </w:r>
     </w:p>
     <w:p>
@@ -6071,7 +6268,7 @@
         <w:pStyle w:val="Heading2"/>
       </w:pPr>
       <w:r>
-        <w:t xml:space="preserve">5.2 3.2 Omogućavanje Community plugina</w:t>
+        <w:t xml:space="preserve">3.2 Omogućavanje Community plugina</w:t>
       </w:r>
     </w:p>
     <w:p>
@@ -6199,6 +6396,12 @@
         <w:pStyle w:val="BlockText"/>
       </w:pPr>
       <w:r>
+        <w:t xml:space="preserve">ℹ️</w:t>
+      </w:r>
+      <w:r>
+        <w:t xml:space="preserve"> </w:t>
+      </w:r>
+      <w:r>
         <w:rPr>
           <w:b/>
           <w:bCs/>
@@ -6286,7 +6489,7 @@
         <w:pStyle w:val="Heading2"/>
       </w:pPr>
       <w:r>
-        <w:t xml:space="preserve">5.3 3.3 Instalacija Obsidian Git plugina</w:t>
+        <w:t xml:space="preserve">3.3 Instalacija Obsidian Git plugina</w:t>
       </w:r>
     </w:p>
     <w:p>
@@ -6421,6 +6624,12 @@
         <w:pStyle w:val="FirstParagraph"/>
       </w:pPr>
       <w:r>
+        <w:t xml:space="preserve">✅</w:t>
+      </w:r>
+      <w:r>
+        <w:t xml:space="preserve"> </w:t>
+      </w:r>
+      <w:r>
         <w:rPr>
           <w:b/>
           <w:bCs/>
@@ -6477,7 +6686,7 @@
         <w:pStyle w:val="Heading2"/>
       </w:pPr>
       <w:r>
-        <w:t xml:space="preserve">5.4 3.4 Konfiguracija plugina – autentikacija</w:t>
+        <w:t xml:space="preserve">3.4 Konfiguracija plugina – autentikacija</w:t>
       </w:r>
     </w:p>
     <w:p>
@@ -6768,6 +6977,12 @@
         <w:pStyle w:val="BlockText"/>
       </w:pPr>
       <w:r>
+        <w:t xml:space="preserve">💡</w:t>
+      </w:r>
+      <w:r>
+        <w:t xml:space="preserve"> </w:t>
+      </w:r>
+      <w:r>
         <w:rPr>
           <w:b/>
           <w:bCs/>
@@ -6785,6 +7000,12 @@
       <w:pPr>
         <w:pStyle w:val="BlockText"/>
       </w:pPr>
+      <w:r>
+        <w:t xml:space="preserve">⚠️</w:t>
+      </w:r>
+      <w:r>
+        <w:t xml:space="preserve"> </w:t>
+      </w:r>
       <w:r>
         <w:rPr>
           <w:b/>
@@ -6829,7 +7050,7 @@
         <w:pStyle w:val="Heading2"/>
       </w:pPr>
       <w:r>
-        <w:t xml:space="preserve">5.5 3.5 Konfiguracija plugina – automatizacija</w:t>
+        <w:t xml:space="preserve">3.5 Konfiguracija plugina – automatizacija</w:t>
       </w:r>
     </w:p>
     <w:p>
@@ -6846,7 +7067,7 @@
         <w:pStyle w:val="Heading3"/>
       </w:pPr>
       <w:r>
-        <w:t xml:space="preserve">5.5.1 Automatski pull</w:t>
+        <w:t xml:space="preserve">Automatski pull</w:t>
       </w:r>
     </w:p>
     <w:p>
@@ -7052,6 +7273,12 @@
         <w:pStyle w:val="BlockText"/>
       </w:pPr>
       <w:r>
+        <w:t xml:space="preserve">💡</w:t>
+      </w:r>
+      <w:r>
+        <w:t xml:space="preserve"> </w:t>
+      </w:r>
+      <w:r>
         <w:rPr>
           <w:b/>
           <w:bCs/>
@@ -7072,7 +7299,7 @@
         <w:pStyle w:val="Heading3"/>
       </w:pPr>
       <w:r>
-        <w:t xml:space="preserve">5.5.2 Commit poruke</w:t>
+        <w:t xml:space="preserve">Commit poruke</w:t>
       </w:r>
     </w:p>
     <w:p>
@@ -7202,6 +7429,12 @@
         <w:pStyle w:val="BlockText"/>
       </w:pPr>
       <w:r>
+        <w:t xml:space="preserve">💡</w:t>
+      </w:r>
+      <w:r>
+        <w:t xml:space="preserve"> </w:t>
+      </w:r>
+      <w:r>
         <w:rPr>
           <w:b/>
           <w:bCs/>
@@ -7281,7 +7514,7 @@
         <w:pStyle w:val="Heading2"/>
       </w:pPr>
       <w:r>
-        <w:t xml:space="preserve">5.6 3.6 Pregled sučelja plugina</w:t>
+        <w:t xml:space="preserve">3.6 Pregled sučelja plugina</w:t>
       </w:r>
     </w:p>
     <w:p>
@@ -7298,7 +7531,7 @@
         <w:pStyle w:val="Heading3"/>
       </w:pPr>
       <w:r>
-        <w:t xml:space="preserve">5.6.1 Source Control panel (bočna traka)</w:t>
+        <w:t xml:space="preserve">Source Control panel (bočna traka)</w:t>
       </w:r>
     </w:p>
     <w:p>
@@ -7460,7 +7693,7 @@
         <w:pStyle w:val="Heading3"/>
       </w:pPr>
       <w:r>
-        <w:t xml:space="preserve">5.6.2 Gumbi koje ćeš koristiti svaki dan</w:t>
+        <w:t xml:space="preserve">Gumbi koje ćeš koristiti svaki dan</w:t>
       </w:r>
     </w:p>
     <w:tbl>
@@ -7626,7 +7859,7 @@
         <w:pStyle w:val="Heading3"/>
       </w:pPr>
       <w:r>
-        <w:t xml:space="preserve">5.6.3 Status bar (statusna traka)</w:t>
+        <w:t xml:space="preserve">Status bar (statusna traka)</w:t>
       </w:r>
     </w:p>
     <w:p>
@@ -7737,7 +7970,7 @@
         <w:pStyle w:val="Heading2"/>
       </w:pPr>
       <w:r>
-        <w:t xml:space="preserve">5.7 3.7 Što plugin radi automatski, a što ručno</w:t>
+        <w:t xml:space="preserve">3.7 Što plugin radi automatski, a što ručno</w:t>
       </w:r>
     </w:p>
     <w:tbl>
@@ -8018,6 +8251,12 @@
         <w:pStyle w:val="BlockText"/>
       </w:pPr>
       <w:r>
+        <w:t xml:space="preserve">💡</w:t>
+      </w:r>
+      <w:r>
+        <w:t xml:space="preserve"> </w:t>
+      </w:r>
+      <w:r>
         <w:rPr>
           <w:b/>
           <w:bCs/>
@@ -8063,7 +8302,7 @@
         <w:pStyle w:val="Heading2"/>
       </w:pPr>
       <w:r>
-        <w:t xml:space="preserve">5.8 Što smo naučili u ovom poglavlju</w:t>
+        <w:t xml:space="preserve">✅ Što smo naučili u ovom poglavlju</w:t>
       </w:r>
     </w:p>
     <w:tbl>
@@ -8250,6 +8489,12 @@
         <w:pStyle w:val="BlockText"/>
       </w:pPr>
       <w:r>
+        <w:t xml:space="preserve">ℹ️</w:t>
+      </w:r>
+      <w:r>
+        <w:t xml:space="preserve"> </w:t>
+      </w:r>
+      <w:r>
         <w:rPr>
           <w:b/>
           <w:bCs/>
@@ -8338,7 +8583,12 @@
         <w:pStyle w:val="Heading1"/>
       </w:pPr>
       <w:r>
-        <w:t xml:space="preserve">6. Poglavlje 4 - Kloniranje repozitorija i kreiranje Obsidian vaulta</w:t>
+        <w:t xml:space="preserve">Poglavlje 4 - Kloniranje repozitorija i kreiranje Obsidian vaulta</w:t>
+      </w:r>
+    </w:p>
+    <w:p>
+      <w:r>
+        <w:br w:type="page"/>
       </w:r>
     </w:p>
     <w:p>
@@ -8403,12 +8653,6 @@
       <w:pPr>
         <w:pStyle w:val="Heading2"/>
       </w:pPr>
-      <w:r>
-        <w:t xml:space="preserve">6.1</w:t>
-      </w:r>
-      <w:r>
-        <w:t xml:space="preserve"> </w:t>
-      </w:r>
       <w:r>
         <w:rPr>
           <w:b/>
@@ -8538,12 +8782,6 @@
         <w:pStyle w:val="Heading2"/>
       </w:pPr>
       <w:r>
-        <w:t xml:space="preserve">6.2</w:t>
-      </w:r>
-      <w:r>
-        <w:t xml:space="preserve"> </w:t>
-      </w:r>
-      <w:r>
         <w:rPr>
           <w:b/>
           <w:bCs/>
@@ -8564,12 +8802,6 @@
       <w:pPr>
         <w:pStyle w:val="Heading3"/>
       </w:pPr>
-      <w:r>
-        <w:t xml:space="preserve">6.2.1</w:t>
-      </w:r>
-      <w:r>
-        <w:t xml:space="preserve"> </w:t>
-      </w:r>
       <w:r>
         <w:rPr>
           <w:b/>
@@ -8783,6 +9015,12 @@
         <w:pStyle w:val="BodyText"/>
       </w:pPr>
       <w:r>
+        <w:t xml:space="preserve">✅</w:t>
+      </w:r>
+      <w:r>
+        <w:t xml:space="preserve"> </w:t>
+      </w:r>
+      <w:r>
         <w:rPr>
           <w:b/>
           <w:bCs/>
@@ -8804,12 +9042,6 @@
         <w:pStyle w:val="Heading2"/>
       </w:pPr>
       <w:r>
-        <w:t xml:space="preserve">6.3</w:t>
-      </w:r>
-      <w:r>
-        <w:t xml:space="preserve"> </w:t>
-      </w:r>
-      <w:r>
         <w:rPr>
           <w:b/>
           <w:bCs/>
@@ -8860,12 +9092,6 @@
       <w:pPr>
         <w:pStyle w:val="Heading3"/>
       </w:pPr>
-      <w:r>
-        <w:t xml:space="preserve">6.3.1</w:t>
-      </w:r>
-      <w:r>
-        <w:t xml:space="preserve"> </w:t>
-      </w:r>
       <w:r>
         <w:rPr>
           <w:b/>
@@ -9046,6 +9272,12 @@
         <w:pStyle w:val="FirstParagraph"/>
       </w:pPr>
       <w:r>
+        <w:t xml:space="preserve">✅</w:t>
+      </w:r>
+      <w:r>
+        <w:t xml:space="preserve"> </w:t>
+      </w:r>
+      <w:r>
         <w:rPr>
           <w:b/>
           <w:bCs/>
@@ -9066,12 +9298,6 @@
       <w:pPr>
         <w:pStyle w:val="Heading2"/>
       </w:pPr>
-      <w:r>
-        <w:t xml:space="preserve">6.4</w:t>
-      </w:r>
-      <w:r>
-        <w:t xml:space="preserve"> </w:t>
-      </w:r>
       <w:r>
         <w:rPr>
           <w:b/>
@@ -9476,7 +9702,7 @@
         <w:pStyle w:val="Heading2"/>
       </w:pPr>
       <w:r>
-        <w:t xml:space="preserve">6.5 Što smo naučili u ovom poglavlju</w:t>
+        <w:t xml:space="preserve">✅ Što smo naučili u ovom poglavlju</w:t>
       </w:r>
     </w:p>
     <w:tbl>
@@ -9702,7 +9928,12 @@
         <w:pStyle w:val="Heading1"/>
       </w:pPr>
       <w:r>
-        <w:t xml:space="preserve">7. Poglavlje 5 - Podjela rada i timska suradnja</w:t>
+        <w:t xml:space="preserve">Poglavlje 5 - Podjela rada i timska suradnja</w:t>
+      </w:r>
+    </w:p>
+    <w:p>
+      <w:r>
+        <w:br w:type="page"/>
       </w:r>
     </w:p>
     <w:p>
@@ -9710,6 +9941,12 @@
         <w:pStyle w:val="BlockText"/>
       </w:pPr>
       <w:r>
+        <w:t xml:space="preserve">⏱️</w:t>
+      </w:r>
+      <w:r>
+        <w:t xml:space="preserve"> </w:t>
+      </w:r>
+      <w:r>
         <w:rPr>
           <w:b/>
           <w:bCs/>
@@ -9721,6 +9958,12 @@
       </w:r>
       <w:r>
         <w:t xml:space="preserve">10–15 minuta</w:t>
+      </w:r>
+      <w:r>
+        <w:t xml:space="preserve"> </w:t>
+      </w:r>
+      <w:r>
+        <w:t xml:space="preserve">📋</w:t>
       </w:r>
       <w:r>
         <w:t xml:space="preserve"> </w:t>
@@ -9752,7 +9995,7 @@
         <w:pStyle w:val="Heading2"/>
       </w:pPr>
       <w:r>
-        <w:t xml:space="preserve">7.1 5.1 Noćna mora zvana</w:t>
+        <w:t xml:space="preserve">5.1 Noćna mora zvana</w:t>
       </w:r>
       <w:r>
         <w:t xml:space="preserve"> </w:t>
@@ -9982,7 +10225,7 @@
         <w:pStyle w:val="Heading2"/>
       </w:pPr>
       <w:r>
-        <w:t xml:space="preserve">7.2 5.2 Rješenje: Modularnost i konvencija vlasništva</w:t>
+        <w:t xml:space="preserve">5.2 Rješenje: Modularnost i konvencija vlasništva</w:t>
       </w:r>
     </w:p>
     <w:p>
@@ -10028,7 +10271,7 @@
         <w:pStyle w:val="Heading3"/>
       </w:pPr>
       <w:r>
-        <w:t xml:space="preserve">7.2.1 1. Modularnost (Knjiga od Lego kockica)</w:t>
+        <w:t xml:space="preserve">1. Modularnost (Knjiga od Lego kockica)</w:t>
       </w:r>
     </w:p>
     <w:p>
@@ -10125,7 +10368,7 @@
         <w:pStyle w:val="Heading3"/>
       </w:pPr>
       <w:r>
-        <w:t xml:space="preserve">7.2.2 2. Vlasništvo (Jedna osoba = Jedna datoteka)</w:t>
+        <w:t xml:space="preserve">2. Vlasništvo (Jedna osoba = Jedna datoteka)</w:t>
       </w:r>
     </w:p>
     <w:p>
@@ -10221,7 +10464,7 @@
         <w:pStyle w:val="Heading2"/>
       </w:pPr>
       <w:r>
-        <w:t xml:space="preserve">7.3 5.3 Praktičan primjer: Tijek suradnje i zaduženja</w:t>
+        <w:t xml:space="preserve">5.3 Praktičan primjer: Tijek suradnje i zaduženja</w:t>
       </w:r>
     </w:p>
     <w:p>
@@ -10540,7 +10783,7 @@
         <w:pStyle w:val="Heading3"/>
       </w:pPr>
       <w:r>
-        <w:t xml:space="preserve">7.3.1 Tablica podjele rada</w:t>
+        <w:t xml:space="preserve">Tablica podjele rada</w:t>
       </w:r>
     </w:p>
     <w:p>
@@ -10681,7 +10924,7 @@
               <w:pStyle w:val="Compact"/>
             </w:pPr>
             <w:r>
-              <w:t xml:space="preserve">(U izradi)</w:t>
+              <w:t xml:space="preserve">🟡 U izradi</w:t>
             </w:r>
           </w:p>
         </w:tc>
@@ -10730,7 +10973,7 @@
               <w:pStyle w:val="Compact"/>
             </w:pPr>
             <w:r>
-              <w:t xml:space="preserve">(Nije poceto)</w:t>
+              <w:t xml:space="preserve">⚪ Nije početo</w:t>
             </w:r>
           </w:p>
         </w:tc>
@@ -10779,7 +11022,7 @@
               <w:pStyle w:val="Compact"/>
             </w:pPr>
             <w:r>
-              <w:t xml:space="preserve">Gotovo</w:t>
+              <w:t xml:space="preserve">✅ Gotovo</w:t>
             </w:r>
           </w:p>
         </w:tc>
@@ -10832,7 +11075,7 @@
               <w:pStyle w:val="Compact"/>
             </w:pPr>
             <w:r>
-              <w:t xml:space="preserve">Zaključano</w:t>
+              <w:t xml:space="preserve">🔒 Zaključano</w:t>
             </w:r>
           </w:p>
         </w:tc>
@@ -10853,7 +11096,7 @@
         <w:pStyle w:val="Heading2"/>
       </w:pPr>
       <w:r>
-        <w:t xml:space="preserve">7.4 5.4 Oprez: Što je</w:t>
+        <w:t xml:space="preserve">5.4 Oprez: Što je</w:t>
       </w:r>
       <w:r>
         <w:t xml:space="preserve"> </w:t>
@@ -11070,7 +11313,7 @@
         <w:pStyle w:val="Heading2"/>
       </w:pPr>
       <w:r>
-        <w:t xml:space="preserve">7.5 5.5 Zlatna pravila za miran san (Bez konflikata!)</w:t>
+        <w:t xml:space="preserve">5.5 Zlatna pravila za miran san (Bez konflikata!)</w:t>
       </w:r>
     </w:p>
     <w:p>
@@ -11310,7 +11553,7 @@
         <w:pStyle w:val="Heading2"/>
       </w:pPr>
       <w:r>
-        <w:t xml:space="preserve">7.6 5.6 Test – Simulacija dodjele vlasništva</w:t>
+        <w:t xml:space="preserve">5.6 Test – Simulacija dodjele vlasništva</w:t>
       </w:r>
     </w:p>
     <w:p>
@@ -11478,7 +11721,7 @@
         <w:pStyle w:val="Heading2"/>
       </w:pPr>
       <w:r>
-        <w:t xml:space="preserve">7.7 Što smo naučili u ovom poglavlju</w:t>
+        <w:t xml:space="preserve">✅ Što smo naučili u ovom poglavlju</w:t>
       </w:r>
     </w:p>
     <w:tbl>
@@ -11782,7 +12025,12 @@
         <w:pStyle w:val="Heading1"/>
       </w:pPr>
       <w:r>
-        <w:t xml:space="preserve">8. Poglavlje 6 - Branching: radna grana</w:t>
+        <w:t xml:space="preserve">Poglavlje 6 - Branching: radna grana</w:t>
+      </w:r>
+    </w:p>
+    <w:p>
+      <w:r>
+        <w:br w:type="page"/>
       </w:r>
     </w:p>
     <w:p>
@@ -11790,6 +12038,12 @@
         <w:pStyle w:val="BlockText"/>
       </w:pPr>
       <w:r>
+        <w:t xml:space="preserve">⏱️</w:t>
+      </w:r>
+      <w:r>
+        <w:t xml:space="preserve"> </w:t>
+      </w:r>
+      <w:r>
         <w:rPr>
           <w:b/>
           <w:bCs/>
@@ -11801,6 +12055,12 @@
       </w:r>
       <w:r>
         <w:t xml:space="preserve">15–20 minuta</w:t>
+      </w:r>
+      <w:r>
+        <w:t xml:space="preserve"> </w:t>
+      </w:r>
+      <w:r>
+        <w:t xml:space="preserve">📋</w:t>
       </w:r>
       <w:r>
         <w:t xml:space="preserve"> </w:t>
@@ -11832,7 +12092,7 @@
         <w:pStyle w:val="Heading2"/>
       </w:pPr>
       <w:r>
-        <w:t xml:space="preserve">8.1 6.1 Što je branch i zašto ga koristimo?</w:t>
+        <w:t xml:space="preserve">6.1 Što je branch i zašto ga koristimo?</w:t>
       </w:r>
     </w:p>
     <w:bookmarkStart w:id="95" w:name="analogija"/>
@@ -11841,7 +12101,7 @@
         <w:pStyle w:val="Heading3"/>
       </w:pPr>
       <w:r>
-        <w:t xml:space="preserve">8.1.1 Analogija</w:t>
+        <w:t xml:space="preserve">Analogija</w:t>
       </w:r>
     </w:p>
     <w:p>
@@ -11895,7 +12155,7 @@
         <w:pStyle w:val="Heading3"/>
       </w:pPr>
       <w:r>
-        <w:t xml:space="preserve">8.1.2 Zašto ne pisati direktno na</w:t>
+        <w:t xml:space="preserve">Zašto ne pisati direktno na</w:t>
       </w:r>
       <w:r>
         <w:t xml:space="preserve"> </w:t>
@@ -12022,7 +12282,7 @@
         <w:pStyle w:val="Heading2"/>
       </w:pPr>
       <w:r>
-        <w:t xml:space="preserve">8.2 6.2 Vizualni prikaz grananja</w:t>
+        <w:t xml:space="preserve">6.2 Vizualni prikaz grananja</w:t>
       </w:r>
     </w:p>
     <w:p>
@@ -12180,7 +12440,7 @@
         <w:pStyle w:val="Heading3"/>
       </w:pPr>
       <w:r>
-        <w:t xml:space="preserve">8.2.1 Životni ciklus jednog brancha</w:t>
+        <w:t xml:space="preserve">Životni ciklus jednog brancha</w:t>
       </w:r>
     </w:p>
     <w:p>
@@ -12245,7 +12505,7 @@
         <w:pStyle w:val="Heading2"/>
       </w:pPr>
       <w:r>
-        <w:t xml:space="preserve">8.3 6.3 Pravila imenovanja brancheva</w:t>
+        <w:t xml:space="preserve">6.3 Pravila imenovanja brancheva</w:t>
       </w:r>
     </w:p>
     <w:p>
@@ -12302,7 +12562,7 @@
         <w:pStyle w:val="Heading3"/>
       </w:pPr>
       <w:r>
-        <w:t xml:space="preserve">8.3.1 Primjeri</w:t>
+        <w:t xml:space="preserve">Primjeri</w:t>
       </w:r>
     </w:p>
     <w:tbl>
@@ -12470,7 +12730,7 @@
         <w:pStyle w:val="Heading3"/>
       </w:pPr>
       <w:r>
-        <w:t xml:space="preserve">8.3.2 Pravila formata</w:t>
+        <w:t xml:space="preserve">Pravila formata</w:t>
       </w:r>
     </w:p>
     <w:p>
@@ -12582,7 +12842,7 @@
         <w:pStyle w:val="Heading2"/>
       </w:pPr>
       <w:r>
-        <w:t xml:space="preserve">8.4 6.4 Kreiranje brancha u Obsidianu</w:t>
+        <w:t xml:space="preserve">6.4 Kreiranje brancha u Obsidianu</w:t>
       </w:r>
     </w:p>
     <w:p>
@@ -12612,7 +12872,7 @@
         <w:pStyle w:val="Heading3"/>
       </w:pPr>
       <w:r>
-        <w:t xml:space="preserve">8.4.1 Korak 1: Otvori Command Palette</w:t>
+        <w:t xml:space="preserve">Korak 1: Otvori Command Palette</w:t>
       </w:r>
     </w:p>
     <w:p>
@@ -12649,7 +12909,7 @@
         <w:pStyle w:val="Heading3"/>
       </w:pPr>
       <w:r>
-        <w:t xml:space="preserve">8.4.2 Korak 2: Kreiraj novi branch</w:t>
+        <w:t xml:space="preserve">Korak 2: Kreiraj novi branch</w:t>
       </w:r>
     </w:p>
     <w:p>
@@ -12724,7 +12984,7 @@
         <w:pStyle w:val="Heading3"/>
       </w:pPr>
       <w:r>
-        <w:t xml:space="preserve">8.4.3 Korak 3: Upiši naziv brancha</w:t>
+        <w:t xml:space="preserve">Korak 3: Upiši naziv brancha</w:t>
       </w:r>
     </w:p>
     <w:p>
@@ -12799,6 +13059,12 @@
         <w:pStyle w:val="BodyText"/>
       </w:pPr>
       <w:r>
+        <w:t xml:space="preserve">✅</w:t>
+      </w:r>
+      <w:r>
+        <w:t xml:space="preserve"> </w:t>
+      </w:r>
+      <w:r>
         <w:rPr>
           <w:b/>
           <w:bCs/>
@@ -12836,6 +13102,12 @@
       <w:pPr>
         <w:pStyle w:val="BlockText"/>
       </w:pPr>
+      <w:r>
+        <w:t xml:space="preserve">💡</w:t>
+      </w:r>
+      <w:r>
+        <w:t xml:space="preserve"> </w:t>
+      </w:r>
       <w:r>
         <w:rPr>
           <w:b/>
@@ -12877,7 +13149,7 @@
         <w:pStyle w:val="Heading2"/>
       </w:pPr>
       <w:r>
-        <w:t xml:space="preserve">8.5 6.5 Prebacivanje između postojećih brancheva</w:t>
+        <w:t xml:space="preserve">6.5 Prebacivanje između postojećih brancheva</w:t>
       </w:r>
     </w:p>
     <w:p>
@@ -12971,6 +13243,12 @@
         <w:pStyle w:val="BlockText"/>
       </w:pPr>
       <w:r>
+        <w:t xml:space="preserve">⚠️</w:t>
+      </w:r>
+      <w:r>
+        <w:t xml:space="preserve"> </w:t>
+      </w:r>
+      <w:r>
         <w:rPr>
           <w:b/>
           <w:bCs/>
@@ -13014,7 +13292,7 @@
         <w:pStyle w:val="Heading2"/>
       </w:pPr>
       <w:r>
-        <w:t xml:space="preserve">8.6 6.6 Povratak na main</w:t>
+        <w:t xml:space="preserve">6.6 Povratak na main</w:t>
       </w:r>
     </w:p>
     <w:p>
@@ -13150,7 +13428,7 @@
         <w:pStyle w:val="Heading2"/>
       </w:pPr>
       <w:r>
-        <w:t xml:space="preserve">8.7 6.7 Git CLI alternativa</w:t>
+        <w:t xml:space="preserve">6.7 Git CLI alternativa</w:t>
       </w:r>
     </w:p>
     <w:p>
@@ -13192,7 +13470,7 @@
         <w:pStyle w:val="Heading3"/>
       </w:pPr>
       <w:r>
-        <w:t xml:space="preserve">8.7.1 Kreiranje i prebacivanje na novi branch</w:t>
+        <w:t xml:space="preserve">Kreiranje i prebacivanje na novi branch</w:t>
       </w:r>
     </w:p>
     <w:p>
@@ -13266,7 +13544,7 @@
         <w:pStyle w:val="Heading3"/>
       </w:pPr>
       <w:r>
-        <w:t xml:space="preserve">8.7.2 Pregled svih brancheva</w:t>
+        <w:t xml:space="preserve">Pregled svih brancheva</w:t>
       </w:r>
     </w:p>
     <w:p>
@@ -13336,7 +13614,7 @@
         <w:pStyle w:val="Heading3"/>
       </w:pPr>
       <w:r>
-        <w:t xml:space="preserve">8.7.3 Prebacivanje na postojeći branch</w:t>
+        <w:t xml:space="preserve">Prebacivanje na postojeći branch</w:t>
       </w:r>
     </w:p>
     <w:p>
@@ -13357,7 +13635,7 @@
         <w:pStyle w:val="Heading3"/>
       </w:pPr>
       <w:r>
-        <w:t xml:space="preserve">8.7.4 Slanje novog brancha na GitHub</w:t>
+        <w:t xml:space="preserve">Slanje novog brancha na GitHub</w:t>
       </w:r>
     </w:p>
     <w:p>
@@ -13471,7 +13749,7 @@
         <w:pStyle w:val="Heading2"/>
       </w:pPr>
       <w:r>
-        <w:t xml:space="preserve">8.8 6.8 Pregled: naredbe na jednom mjestu</w:t>
+        <w:t xml:space="preserve">6.8 Pregled: naredbe na jednom mjestu</w:t>
       </w:r>
     </w:p>
     <w:tbl>
@@ -13741,7 +14019,7 @@
         <w:pStyle w:val="Heading2"/>
       </w:pPr>
       <w:r>
-        <w:t xml:space="preserve">8.9 Što smo naučili u ovom poglavlju</w:t>
+        <w:t xml:space="preserve">✅ Što smo naučili u ovom poglavlju</w:t>
       </w:r>
     </w:p>
     <w:tbl>
@@ -14064,7 +14342,12 @@
         <w:pStyle w:val="Heading1"/>
       </w:pPr>
       <w:r>
-        <w:t xml:space="preserve">9. Poglavlje 7 - Pisanje dokumenta</w:t>
+        <w:t xml:space="preserve">Poglavlje 7 - Pisanje dokumenta</w:t>
+      </w:r>
+    </w:p>
+    <w:p>
+      <w:r>
+        <w:br w:type="page"/>
       </w:r>
     </w:p>
     <w:p>
@@ -14072,6 +14355,12 @@
         <w:pStyle w:val="BlockText"/>
       </w:pPr>
       <w:r>
+        <w:t xml:space="preserve">⏱️</w:t>
+      </w:r>
+      <w:r>
+        <w:t xml:space="preserve"> </w:t>
+      </w:r>
+      <w:r>
         <w:rPr>
           <w:b/>
           <w:bCs/>
@@ -14083,6 +14372,12 @@
       </w:r>
       <w:r>
         <w:t xml:space="preserve">20–30 minuta</w:t>
+      </w:r>
+      <w:r>
+        <w:t xml:space="preserve"> </w:t>
+      </w:r>
+      <w:r>
+        <w:t xml:space="preserve">📋</w:t>
       </w:r>
       <w:r>
         <w:t xml:space="preserve"> </w:t>
@@ -14114,7 +14409,7 @@
         <w:pStyle w:val="Heading2"/>
       </w:pPr>
       <w:r>
-        <w:t xml:space="preserve">9.1 7.1 Markdown – format u kojemu pišemo</w:t>
+        <w:t xml:space="preserve">7.1 Markdown – format u kojemu pišemo</w:t>
       </w:r>
     </w:p>
     <w:bookmarkStart w:id="118" w:name="što-je-markdown"/>
@@ -14123,7 +14418,7 @@
         <w:pStyle w:val="Heading3"/>
       </w:pPr>
       <w:r>
-        <w:t xml:space="preserve">9.1.1 Što je Markdown?</w:t>
+        <w:t xml:space="preserve">Što je Markdown?</w:t>
       </w:r>
     </w:p>
     <w:p>
@@ -14180,7 +14475,7 @@
         <w:pStyle w:val="Heading3"/>
       </w:pPr>
       <w:r>
-        <w:t xml:space="preserve">9.1.2 Kako to izgleda u praksi</w:t>
+        <w:t xml:space="preserve">Kako to izgleda u praksi</w:t>
       </w:r>
     </w:p>
     <w:p>
@@ -14294,7 +14589,7 @@
         <w:pStyle w:val="Heading2"/>
       </w:pPr>
       <w:r>
-        <w:t xml:space="preserve">9.2 Uvod projekta</w:t>
+        <w:t xml:space="preserve">Uvod projekta</w:t>
       </w:r>
     </w:p>
     <w:p>
@@ -14389,7 +14684,7 @@
         <w:pStyle w:val="Heading2"/>
       </w:pPr>
       <w:r>
-        <w:t xml:space="preserve">9.3 7.2 Markdown osnove – sve što trebaš znati</w:t>
+        <w:t xml:space="preserve">7.2 Markdown osnove – sve što trebaš znati</w:t>
       </w:r>
     </w:p>
     <w:bookmarkStart w:id="122" w:name="naslovi"/>
@@ -14398,7 +14693,7 @@
         <w:pStyle w:val="Heading3"/>
       </w:pPr>
       <w:r>
-        <w:t xml:space="preserve">9.3.1 Naslovi</w:t>
+        <w:t xml:space="preserve">Naslovi</w:t>
       </w:r>
     </w:p>
     <w:p>
@@ -14434,6 +14729,12 @@
       <w:pPr>
         <w:pStyle w:val="BlockText"/>
       </w:pPr>
+      <w:r>
+        <w:t xml:space="preserve">⚠️</w:t>
+      </w:r>
+      <w:r>
+        <w:t xml:space="preserve"> </w:t>
+      </w:r>
       <w:r>
         <w:rPr>
           <w:b/>
@@ -14520,7 +14821,7 @@
         <w:pStyle w:val="Heading3"/>
       </w:pPr>
       <w:r>
-        <w:t xml:space="preserve">9.3.2 Isticanje teksta</w:t>
+        <w:t xml:space="preserve">Isticanje teksta</w:t>
       </w:r>
     </w:p>
     <w:p>
@@ -14612,7 +14913,7 @@
         <w:pStyle w:val="Heading3"/>
       </w:pPr>
       <w:r>
-        <w:t xml:space="preserve">9.3.3 Nabrajanje – liste</w:t>
+        <w:t xml:space="preserve">Nabrajanje – liste</w:t>
       </w:r>
     </w:p>
     <w:p>
@@ -14773,6 +15074,12 @@
       <w:pPr>
         <w:pStyle w:val="BlockText"/>
       </w:pPr>
+      <w:r>
+        <w:t xml:space="preserve">💡</w:t>
+      </w:r>
+      <w:r>
+        <w:t xml:space="preserve"> </w:t>
+      </w:r>
       <w:r>
         <w:rPr>
           <w:b/>
@@ -14816,7 +15123,7 @@
         <w:pStyle w:val="Heading3"/>
       </w:pPr>
       <w:r>
-        <w:t xml:space="preserve">9.3.4 Tablice</w:t>
+        <w:t xml:space="preserve">Tablice</w:t>
       </w:r>
     </w:p>
     <w:p>
@@ -15098,6 +15405,12 @@
         <w:pStyle w:val="BlockText"/>
       </w:pPr>
       <w:r>
+        <w:t xml:space="preserve">💡</w:t>
+      </w:r>
+      <w:r>
+        <w:t xml:space="preserve"> </w:t>
+      </w:r>
+      <w:r>
         <w:rPr>
           <w:b/>
           <w:bCs/>
@@ -15141,7 +15454,7 @@
         <w:pStyle w:val="Heading3"/>
       </w:pPr>
       <w:r>
-        <w:t xml:space="preserve">9.3.5 Linkovi i slike</w:t>
+        <w:t xml:space="preserve">Linkovi i slike</w:t>
       </w:r>
     </w:p>
     <w:p>
@@ -15234,7 +15547,7 @@
         <w:pStyle w:val="Heading3"/>
       </w:pPr>
       <w:r>
-        <w:t xml:space="preserve">9.3.6 Blokovi koda i napomene</w:t>
+        <w:t xml:space="preserve">Blokovi koda i napomene</w:t>
       </w:r>
     </w:p>
     <w:p>
@@ -15377,7 +15690,7 @@
         <w:pStyle w:val="Heading3"/>
       </w:pPr>
       <w:r>
-        <w:t xml:space="preserve">9.3.7 Quarto specifične napomene (callouts)</w:t>
+        <w:t xml:space="preserve">Quarto specifične napomene (callouts)</w:t>
       </w:r>
     </w:p>
     <w:p>
@@ -15491,7 +15804,7 @@
         <w:pStyle w:val="Heading3"/>
       </w:pPr>
       <w:r>
-        <w:t xml:space="preserve">9.3.8 Matematičke formule i izrazi</w:t>
+        <w:t xml:space="preserve">Matematičke formule i izrazi</w:t>
       </w:r>
     </w:p>
     <w:p>
@@ -15521,7 +15834,7 @@
         <w:pStyle w:val="Heading4"/>
       </w:pPr>
       <w:r>
-        <w:t xml:space="preserve">9.3.8.1 Inline formula (unutar teksta)</w:t>
+        <w:t xml:space="preserve">Inline formula (unutar teksta)</w:t>
       </w:r>
     </w:p>
     <w:p>
@@ -15673,7 +15986,7 @@
         <w:pStyle w:val="Heading4"/>
       </w:pPr>
       <w:r>
-        <w:t xml:space="preserve">9.3.8.2 Izdvojena formula (u zasebnom retku)</w:t>
+        <w:t xml:space="preserve">Izdvojena formula (u zasebnom retku)</w:t>
       </w:r>
     </w:p>
     <w:p>
@@ -15844,7 +16157,7 @@
         <w:pStyle w:val="Heading4"/>
       </w:pPr>
       <w:r>
-        <w:t xml:space="preserve">9.3.8.3 Primjeri iz EU projektne dokumentacije</w:t>
+        <w:t xml:space="preserve">Primjeri iz EU projektne dokumentacije</w:t>
       </w:r>
     </w:p>
     <w:p>
@@ -16044,7 +16357,7 @@
         <w:pStyle w:val="Heading4"/>
       </w:pPr>
       <w:r>
-        <w:t xml:space="preserve">9.3.8.4 Česti LaTeX simboli</w:t>
+        <w:t xml:space="preserve">Česti LaTeX simboli</w:t>
       </w:r>
     </w:p>
     <w:p>
@@ -16624,6 +16937,12 @@
         <w:pStyle w:val="BlockText"/>
       </w:pPr>
       <w:r>
+        <w:t xml:space="preserve">💡</w:t>
+      </w:r>
+      <w:r>
+        <w:t xml:space="preserve"> </w:t>
+      </w:r>
+      <w:r>
         <w:rPr>
           <w:b/>
           <w:bCs/>
@@ -16713,7 +17032,7 @@
         <w:pStyle w:val="Heading2"/>
       </w:pPr>
       <w:r>
-        <w:t xml:space="preserve">9.4 7.3 Struktura .qmd datoteke</w:t>
+        <w:t xml:space="preserve">7.3 Struktura .qmd datoteke</w:t>
       </w:r>
     </w:p>
     <w:bookmarkStart w:id="135" w:name="yaml-zaglavlje-metadata"/>
@@ -16722,7 +17041,7 @@
         <w:pStyle w:val="Heading3"/>
       </w:pPr>
       <w:r>
-        <w:t xml:space="preserve">9.4.1 YAML zaglavlje (metadata)</w:t>
+        <w:t xml:space="preserve">YAML zaglavlje (metadata)</w:t>
       </w:r>
     </w:p>
     <w:p>
@@ -16853,6 +17172,12 @@
       <w:pPr>
         <w:pStyle w:val="BlockText"/>
       </w:pPr>
+      <w:r>
+        <w:t xml:space="preserve">⚠️</w:t>
+      </w:r>
+      <w:r>
+        <w:t xml:space="preserve"> </w:t>
+      </w:r>
       <w:r>
         <w:rPr>
           <w:b/>
@@ -16902,7 +17227,7 @@
         <w:pStyle w:val="Heading3"/>
       </w:pPr>
       <w:r>
-        <w:t xml:space="preserve">9.4.2 Kompletna struktura datoteke</w:t>
+        <w:t xml:space="preserve">Kompletna struktura datoteke</w:t>
       </w:r>
     </w:p>
     <w:p>
@@ -17150,7 +17475,7 @@
         <w:pStyle w:val="Heading2"/>
       </w:pPr>
       <w:r>
-        <w:t xml:space="preserve">9.5 7.4 Korištenje predloška iz repozitorija</w:t>
+        <w:t xml:space="preserve">7.4 Korištenje predloška iz repozitorija</w:t>
       </w:r>
     </w:p>
     <w:p>
@@ -17182,7 +17507,7 @@
         <w:pStyle w:val="Heading3"/>
       </w:pPr>
       <w:r>
-        <w:t xml:space="preserve">9.5.1 Kako koristiti predložak</w:t>
+        <w:t xml:space="preserve">Kako koristiti predložak</w:t>
       </w:r>
     </w:p>
     <w:p>
@@ -17281,6 +17606,12 @@
         <w:pStyle w:val="BlockText"/>
       </w:pPr>
       <w:r>
+        <w:t xml:space="preserve">💡</w:t>
+      </w:r>
+      <w:r>
+        <w:t xml:space="preserve"> </w:t>
+      </w:r>
+      <w:r>
         <w:rPr>
           <w:b/>
           <w:bCs/>
@@ -17324,7 +17655,7 @@
         <w:pStyle w:val="Heading2"/>
       </w:pPr>
       <w:r>
-        <w:t xml:space="preserve">9.6 7.5 Dva načina prikaza u Obsidianu</w:t>
+        <w:t xml:space="preserve">7.5 Dva načina prikaza u Obsidianu</w:t>
       </w:r>
     </w:p>
     <w:p>
@@ -17341,7 +17672,7 @@
         <w:pStyle w:val="Heading3"/>
       </w:pPr>
       <w:r>
-        <w:t xml:space="preserve">9.6.1 Editing View (uređivanje)</w:t>
+        <w:t xml:space="preserve">Editing View (uređivanje)</w:t>
       </w:r>
     </w:p>
     <w:p>
@@ -17392,7 +17723,7 @@
         <w:pStyle w:val="Heading3"/>
       </w:pPr>
       <w:r>
-        <w:t xml:space="preserve">9.6.2 Reading View (čitanje)</w:t>
+        <w:t xml:space="preserve">Reading View (čitanje)</w:t>
       </w:r>
     </w:p>
     <w:p>
@@ -17456,6 +17787,12 @@
       <w:pPr>
         <w:pStyle w:val="BlockText"/>
       </w:pPr>
+      <w:r>
+        <w:t xml:space="preserve">💡</w:t>
+      </w:r>
+      <w:r>
+        <w:t xml:space="preserve"> </w:t>
+      </w:r>
       <w:r>
         <w:rPr>
           <w:b/>
@@ -17522,7 +17859,7 @@
         <w:pStyle w:val="Heading2"/>
       </w:pPr>
       <w:r>
-        <w:t xml:space="preserve">9.7 7.6 Preporučeni tijek pisanja</w:t>
+        <w:t xml:space="preserve">7.6 Preporučeni tijek pisanja</w:t>
       </w:r>
     </w:p>
     <w:p>
@@ -17710,6 +18047,12 @@
       <w:pPr>
         <w:pStyle w:val="BlockText"/>
       </w:pPr>
+      <w:r>
+        <w:t xml:space="preserve">💡</w:t>
+      </w:r>
+      <w:r>
+        <w:t xml:space="preserve"> </w:t>
+      </w:r>
       <w:r>
         <w:rPr>
           <w:b/>
@@ -17754,7 +18097,7 @@
         <w:pStyle w:val="Heading2"/>
       </w:pPr>
       <w:r>
-        <w:t xml:space="preserve">9.8 7.7 Commit i push kroz Obsidian plugin</w:t>
+        <w:t xml:space="preserve">7.7 Commit i push kroz Obsidian plugin</w:t>
       </w:r>
     </w:p>
     <w:bookmarkStart w:id="144" w:name="korak-po-korak-2"/>
@@ -17763,7 +18106,7 @@
         <w:pStyle w:val="Heading3"/>
       </w:pPr>
       <w:r>
-        <w:t xml:space="preserve">9.8.1 Korak po korak</w:t>
+        <w:t xml:space="preserve">Korak po korak</w:t>
       </w:r>
     </w:p>
     <w:p>
@@ -17969,7 +18312,7 @@
         <w:pStyle w:val="Heading3"/>
       </w:pPr>
       <w:r>
-        <w:t xml:space="preserve">9.8.2 Savjeti za dobre commit poruke</w:t>
+        <w:t xml:space="preserve">Savjeti za dobre commit poruke</w:t>
       </w:r>
     </w:p>
     <w:p>
@@ -18236,6 +18579,12 @@
         <w:pStyle w:val="BodyText"/>
       </w:pPr>
       <w:r>
+        <w:t xml:space="preserve">✅</w:t>
+      </w:r>
+      <w:r>
+        <w:t xml:space="preserve"> </w:t>
+      </w:r>
+      <w:r>
         <w:rPr>
           <w:b/>
           <w:bCs/>
@@ -18279,7 +18628,7 @@
         <w:pStyle w:val="Heading2"/>
       </w:pPr>
       <w:r>
-        <w:t xml:space="preserve">9.9 7.8 Git CLI alternativa</w:t>
+        <w:t xml:space="preserve">7.8 Git CLI alternativa</w:t>
       </w:r>
     </w:p>
     <w:p>
@@ -18380,6 +18729,12 @@
       <w:pPr>
         <w:pStyle w:val="BlockText"/>
       </w:pPr>
+      <w:r>
+        <w:t xml:space="preserve">💡</w:t>
+      </w:r>
+      <w:r>
+        <w:t xml:space="preserve"> </w:t>
+      </w:r>
       <w:r>
         <w:rPr>
           <w:b/>
@@ -18442,7 +18797,7 @@
         <w:pStyle w:val="Heading2"/>
       </w:pPr>
       <w:r>
-        <w:t xml:space="preserve">9.10 Što smo naučili u ovom poglavlju</w:t>
+        <w:t xml:space="preserve">✅ Što smo naučili u ovom poglavlju</w:t>
       </w:r>
     </w:p>
     <w:tbl>
@@ -18754,7 +19109,12 @@
         <w:pStyle w:val="Heading1"/>
       </w:pPr>
       <w:r>
-        <w:t xml:space="preserve">10. Poglavlje 8 - Pull Request: predaja rada na pregled</w:t>
+        <w:t xml:space="preserve">Poglavlje 8 - Pull Request: predaja rada na pregled</w:t>
+      </w:r>
+    </w:p>
+    <w:p>
+      <w:r>
+        <w:br w:type="page"/>
       </w:r>
     </w:p>
     <w:p>
@@ -18762,6 +19122,12 @@
         <w:pStyle w:val="BlockText"/>
       </w:pPr>
       <w:r>
+        <w:t xml:space="preserve">⏱️</w:t>
+      </w:r>
+      <w:r>
+        <w:t xml:space="preserve"> </w:t>
+      </w:r>
+      <w:r>
         <w:rPr>
           <w:b/>
           <w:bCs/>
@@ -18773,6 +19139,12 @@
       </w:r>
       <w:r>
         <w:t xml:space="preserve">15–20 minuta</w:t>
+      </w:r>
+      <w:r>
+        <w:t xml:space="preserve"> </w:t>
+      </w:r>
+      <w:r>
+        <w:t xml:space="preserve">📋</w:t>
       </w:r>
       <w:r>
         <w:t xml:space="preserve"> </w:t>
@@ -18804,7 +19176,7 @@
         <w:pStyle w:val="Heading2"/>
       </w:pPr>
       <w:r>
-        <w:t xml:space="preserve">10.1 8.1 Što je Pull Request i zašto je važan?</w:t>
+        <w:t xml:space="preserve">8.1 Što je Pull Request i zašto je važan?</w:t>
       </w:r>
     </w:p>
     <w:bookmarkStart w:id="151" w:name="definicija"/>
@@ -18813,7 +19185,7 @@
         <w:pStyle w:val="Heading3"/>
       </w:pPr>
       <w:r>
-        <w:t xml:space="preserve">10.1.1 Definicija</w:t>
+        <w:t xml:space="preserve">Definicija</w:t>
       </w:r>
     </w:p>
     <w:p>
@@ -18890,7 +19262,7 @@
         <w:pStyle w:val="Heading3"/>
       </w:pPr>
       <w:r>
-        <w:t xml:space="preserve">10.1.2 Zašto ne spajamo direktno?</w:t>
+        <w:t xml:space="preserve">Zašto ne spajamo direktno?</w:t>
       </w:r>
     </w:p>
     <w:p>
@@ -18983,7 +19355,7 @@
         <w:pStyle w:val="Heading3"/>
       </w:pPr>
       <w:r>
-        <w:t xml:space="preserve">10.1.3 Analogija</w:t>
+        <w:t xml:space="preserve">Analogija</w:t>
       </w:r>
     </w:p>
     <w:p>
@@ -19066,7 +19438,7 @@
         <w:pStyle w:val="Heading2"/>
       </w:pPr>
       <w:r>
-        <w:t xml:space="preserve">10.2 8.2 Uloge u procesu pregleda</w:t>
+        <w:t xml:space="preserve">8.2 Uloge u procesu pregleda</w:t>
       </w:r>
     </w:p>
     <w:tbl>
@@ -19242,6 +19614,12 @@
         <w:pStyle w:val="BlockText"/>
       </w:pPr>
       <w:r>
+        <w:t xml:space="preserve">💡</w:t>
+      </w:r>
+      <w:r>
+        <w:t xml:space="preserve"> </w:t>
+      </w:r>
+      <w:r>
         <w:rPr>
           <w:b/>
           <w:bCs/>
@@ -19284,7 +19662,7 @@
         <w:pStyle w:val="Heading2"/>
       </w:pPr>
       <w:r>
-        <w:t xml:space="preserve">10.3 8.3 Kada otvoriti Pull Request?</w:t>
+        <w:t xml:space="preserve">8.3 Kada otvoriti Pull Request?</w:t>
       </w:r>
     </w:p>
     <w:p>
@@ -19357,7 +19735,7 @@
         <w:pStyle w:val="Heading2"/>
       </w:pPr>
       <w:r>
-        <w:t xml:space="preserve">10.4 8.4 Otvaranje Pull Requesta na GitHubu</w:t>
+        <w:t xml:space="preserve">8.4 Otvaranje Pull Requesta na GitHubu</w:t>
       </w:r>
     </w:p>
     <w:bookmarkStart w:id="157" w:name="korak-1-idi-na-github-repozitorij"/>
@@ -19366,7 +19744,7 @@
         <w:pStyle w:val="Heading3"/>
       </w:pPr>
       <w:r>
-        <w:t xml:space="preserve">10.4.1 Korak 1: Idi na GitHub repozitorij</w:t>
+        <w:t xml:space="preserve">Korak 1: Idi na GitHub repozitorij</w:t>
       </w:r>
     </w:p>
     <w:p>
@@ -19409,7 +19787,7 @@
         <w:pStyle w:val="Heading3"/>
       </w:pPr>
       <w:r>
-        <w:t xml:space="preserve">10.4.2 Korak 2: GitHub primijeti tvoj branch</w:t>
+        <w:t xml:space="preserve">Korak 2: GitHub primijeti tvoj branch</w:t>
       </w:r>
     </w:p>
     <w:p>
@@ -19561,7 +19939,7 @@
         <w:pStyle w:val="Heading3"/>
       </w:pPr>
       <w:r>
-        <w:t xml:space="preserve">10.4.3 Korak 3: Ispuni obrazac Pull Requesta</w:t>
+        <w:t xml:space="preserve">Korak 3: Ispuni obrazac Pull Requesta</w:t>
       </w:r>
     </w:p>
     <w:p>
@@ -19944,6 +20322,12 @@
         <w:pStyle w:val="BlockText"/>
       </w:pPr>
       <w:r>
+        <w:t xml:space="preserve">💡</w:t>
+      </w:r>
+      <w:r>
+        <w:t xml:space="preserve"> </w:t>
+      </w:r>
+      <w:r>
         <w:rPr>
           <w:b/>
           <w:bCs/>
@@ -20069,7 +20453,7 @@
         <w:pStyle w:val="Heading3"/>
       </w:pPr>
       <w:r>
-        <w:t xml:space="preserve">10.4.4 Korak 4: Pošalji Pull Request</w:t>
+        <w:t xml:space="preserve">Korak 4: Pošalji Pull Request</w:t>
       </w:r>
     </w:p>
     <w:p>
@@ -20097,6 +20481,12 @@
       <w:pPr>
         <w:pStyle w:val="BodyText"/>
       </w:pPr>
+      <w:r>
+        <w:t xml:space="preserve">✅</w:t>
+      </w:r>
+      <w:r>
+        <w:t xml:space="preserve"> </w:t>
+      </w:r>
       <w:r>
         <w:rPr>
           <w:b/>
@@ -20138,7 +20528,7 @@
         <w:pStyle w:val="Heading2"/>
       </w:pPr>
       <w:r>
-        <w:t xml:space="preserve">10.5 8.5 Što se događa nakon otvaranja PR-a?</w:t>
+        <w:t xml:space="preserve">8.5 Što se događa nakon otvaranja PR-a?</w:t>
       </w:r>
     </w:p>
     <w:p>
@@ -20376,7 +20766,7 @@
         <w:pStyle w:val="Heading2"/>
       </w:pPr>
       <w:r>
-        <w:t xml:space="preserve">10.6 8.6 Kako reagirati na komentare recenzenta</w:t>
+        <w:t xml:space="preserve">8.6 Kako reagirati na komentare recenzenta</w:t>
       </w:r>
     </w:p>
     <w:bookmarkStart w:id="163" w:name="gdje-vidiš-komentare"/>
@@ -20385,7 +20775,7 @@
         <w:pStyle w:val="Heading3"/>
       </w:pPr>
       <w:r>
-        <w:t xml:space="preserve">10.6.1 Gdje vidiš komentare</w:t>
+        <w:t xml:space="preserve">Gdje vidiš komentare</w:t>
       </w:r>
     </w:p>
     <w:p>
@@ -20463,7 +20853,7 @@
         <w:pStyle w:val="Heading3"/>
       </w:pPr>
       <w:r>
-        <w:t xml:space="preserve">10.6.2 Kako ispraviti prema komentarima</w:t>
+        <w:t xml:space="preserve">Kako ispraviti prema komentarima</w:t>
       </w:r>
     </w:p>
     <w:p>
@@ -20587,7 +20977,7 @@
         <w:pStyle w:val="Heading3"/>
       </w:pPr>
       <w:r>
-        <w:t xml:space="preserve">10.6.3 Bonton PR komunikacije</w:t>
+        <w:t xml:space="preserve">Bonton PR komunikacije</w:t>
       </w:r>
     </w:p>
     <w:tbl>
@@ -20758,7 +21148,7 @@
         <w:pStyle w:val="Heading2"/>
       </w:pPr>
       <w:r>
-        <w:t xml:space="preserve">10.7 8.7 Provjera prije nego pushaš PR na recenziju</w:t>
+        <w:t xml:space="preserve">8.7 Provjera prije nego pushaš PR na recenziju</w:t>
       </w:r>
     </w:p>
     <w:p>
@@ -20848,7 +21238,7 @@
         <w:pStyle w:val="Heading2"/>
       </w:pPr>
       <w:r>
-        <w:t xml:space="preserve">10.8 Što smo naučili u ovom poglavlju</w:t>
+        <w:t xml:space="preserve">✅ Što smo naučili u ovom poglavlju</w:t>
       </w:r>
     </w:p>
     <w:tbl>
@@ -21117,7 +21507,12 @@
         <w:pStyle w:val="Heading1"/>
       </w:pPr>
       <w:r>
-        <w:t xml:space="preserve">11. Poglavlje 9 - Merge u main: spajanje promjena</w:t>
+        <w:t xml:space="preserve">Poglavlje 9 - Merge u main: spajanje promjena</w:t>
+      </w:r>
+    </w:p>
+    <w:p>
+      <w:r>
+        <w:br w:type="page"/>
       </w:r>
     </w:p>
     <w:p>
@@ -21125,6 +21520,12 @@
         <w:pStyle w:val="BlockText"/>
       </w:pPr>
       <w:r>
+        <w:t xml:space="preserve">⏱️</w:t>
+      </w:r>
+      <w:r>
+        <w:t xml:space="preserve"> </w:t>
+      </w:r>
+      <w:r>
         <w:rPr>
           <w:b/>
           <w:bCs/>
@@ -21136,6 +21537,12 @@
       </w:r>
       <w:r>
         <w:t xml:space="preserve">15–20 minuta</w:t>
+      </w:r>
+      <w:r>
+        <w:t xml:space="preserve"> </w:t>
+      </w:r>
+      <w:r>
+        <w:t xml:space="preserve">📋</w:t>
       </w:r>
       <w:r>
         <w:t xml:space="preserve"> </w:t>
@@ -21167,7 +21574,7 @@
         <w:pStyle w:val="Heading2"/>
       </w:pPr>
       <w:r>
-        <w:t xml:space="preserve">11.1 9.1 Što znači merge i kada se radi?</w:t>
+        <w:t xml:space="preserve">9.1 Što znači merge i kada se radi?</w:t>
       </w:r>
     </w:p>
     <w:p>
@@ -21279,7 +21686,7 @@
         <w:pStyle w:val="Heading3"/>
       </w:pPr>
       <w:r>
-        <w:t xml:space="preserve">11.1.1 Kada je pravo vrijeme za merge?</w:t>
+        <w:t xml:space="preserve">Kada je pravo vrijeme za merge?</w:t>
       </w:r>
     </w:p>
     <w:p>
@@ -21339,6 +21746,12 @@
       <w:pPr>
         <w:pStyle w:val="BlockText"/>
       </w:pPr>
+      <w:r>
+        <w:t xml:space="preserve">⚠️</w:t>
+      </w:r>
+      <w:r>
+        <w:t xml:space="preserve"> </w:t>
+      </w:r>
       <w:r>
         <w:rPr>
           <w:b/>
@@ -21368,7 +21781,7 @@
         <w:pStyle w:val="Heading2"/>
       </w:pPr>
       <w:r>
-        <w:t xml:space="preserve">11.2 9.2 Tko ima pravo mergati?</w:t>
+        <w:t xml:space="preserve">9.2 Tko ima pravo mergati?</w:t>
       </w:r>
     </w:p>
     <w:p>
@@ -21518,6 +21931,12 @@
         <w:pStyle w:val="BlockText"/>
       </w:pPr>
       <w:r>
+        <w:t xml:space="preserve">💡</w:t>
+      </w:r>
+      <w:r>
+        <w:t xml:space="preserve"> </w:t>
+      </w:r>
+      <w:r>
         <w:rPr>
           <w:b/>
           <w:bCs/>
@@ -21558,7 +21977,7 @@
         <w:pStyle w:val="Heading2"/>
       </w:pPr>
       <w:r>
-        <w:t xml:space="preserve">11.3 9.3 Merge kroz GitHub sučelje</w:t>
+        <w:t xml:space="preserve">9.3 Merge kroz GitHub sučelje</w:t>
       </w:r>
     </w:p>
     <w:p>
@@ -21575,7 +21994,7 @@
         <w:pStyle w:val="Heading3"/>
       </w:pPr>
       <w:r>
-        <w:t xml:space="preserve">11.3.1 Korak 1: Otvori Pull Request</w:t>
+        <w:t xml:space="preserve">Korak 1: Otvori Pull Request</w:t>
       </w:r>
     </w:p>
     <w:p>
@@ -21640,7 +22059,7 @@
         <w:pStyle w:val="Heading3"/>
       </w:pPr>
       <w:r>
-        <w:t xml:space="preserve">11.3.2 Korak 2: Provjeri status</w:t>
+        <w:t xml:space="preserve">Korak 2: Provjeri status</w:t>
       </w:r>
     </w:p>
     <w:p>
@@ -21728,6 +22147,12 @@
       <w:pPr>
         <w:pStyle w:val="BlockText"/>
       </w:pPr>
+      <w:r>
+        <w:t xml:space="preserve">⚠️</w:t>
+      </w:r>
+      <w:r>
+        <w:t xml:space="preserve"> </w:t>
+      </w:r>
       <w:r>
         <w:rPr>
           <w:b/>
@@ -21770,7 +22195,7 @@
         <w:pStyle w:val="Heading3"/>
       </w:pPr>
       <w:r>
-        <w:t xml:space="preserve">11.3.3 Korak 3: Odaberi tip mergea</w:t>
+        <w:t xml:space="preserve">Korak 3: Odaberi tip mergea</w:t>
       </w:r>
     </w:p>
     <w:p>
@@ -22034,7 +22459,7 @@
         <w:pStyle w:val="Heading3"/>
       </w:pPr>
       <w:r>
-        <w:t xml:space="preserve">11.3.4 Korak 4: Potvrdi merge</w:t>
+        <w:t xml:space="preserve">Korak 4: Potvrdi merge</w:t>
       </w:r>
     </w:p>
     <w:p>
@@ -22098,6 +22523,12 @@
         <w:pStyle w:val="FirstParagraph"/>
       </w:pPr>
       <w:r>
+        <w:t xml:space="preserve">✅</w:t>
+      </w:r>
+      <w:r>
+        <w:t xml:space="preserve"> </w:t>
+      </w:r>
+      <w:r>
         <w:rPr>
           <w:b/>
           <w:bCs/>
@@ -22129,7 +22560,7 @@
         <w:pStyle w:val="Heading3"/>
       </w:pPr>
       <w:r>
-        <w:t xml:space="preserve">11.3.5 Korak 5: Obriši branch</w:t>
+        <w:t xml:space="preserve">Korak 5: Obriši branch</w:t>
       </w:r>
     </w:p>
     <w:p>
@@ -22185,6 +22616,12 @@
       <w:pPr>
         <w:pStyle w:val="BlockText"/>
       </w:pPr>
+      <w:r>
+        <w:t xml:space="preserve">💡</w:t>
+      </w:r>
+      <w:r>
+        <w:t xml:space="preserve"> </w:t>
+      </w:r>
       <w:r>
         <w:rPr>
           <w:b/>
@@ -22214,7 +22651,7 @@
         <w:pStyle w:val="Heading2"/>
       </w:pPr>
       <w:r>
-        <w:t xml:space="preserve">11.4 9.4 Ažuriranje lokalnog repozitorija nakon mergea</w:t>
+        <w:t xml:space="preserve">9.4 Ažuriranje lokalnog repozitorija nakon mergea</w:t>
       </w:r>
     </w:p>
     <w:p>
@@ -22243,7 +22680,7 @@
         <w:pStyle w:val="Heading3"/>
       </w:pPr>
       <w:r>
-        <w:t xml:space="preserve">11.4.1 U Obsidianu</w:t>
+        <w:t xml:space="preserve">U Obsidianu</w:t>
       </w:r>
     </w:p>
     <w:p>
@@ -22399,7 +22836,7 @@
         <w:pStyle w:val="Heading3"/>
       </w:pPr>
       <w:r>
-        <w:t xml:space="preserve">11.4.2 Git CLI alternativa</w:t>
+        <w:t xml:space="preserve">Git CLI alternativa</w:t>
       </w:r>
     </w:p>
     <w:p>
@@ -22458,7 +22895,7 @@
         <w:pStyle w:val="Heading2"/>
       </w:pPr>
       <w:r>
-        <w:t xml:space="preserve">11.5 9.5 Rješavanje merge konflikata</w:t>
+        <w:t xml:space="preserve">9.5 Rješavanje merge konflikata</w:t>
       </w:r>
     </w:p>
     <w:bookmarkStart w:id="183" w:name="što-je-konflikt"/>
@@ -22467,7 +22904,7 @@
         <w:pStyle w:val="Heading3"/>
       </w:pPr>
       <w:r>
-        <w:t xml:space="preserve">11.5.1 Što je konflikt?</w:t>
+        <w:t xml:space="preserve">Što je konflikt?</w:t>
       </w:r>
     </w:p>
     <w:p>
@@ -22637,7 +23074,7 @@
         <w:pStyle w:val="Heading3"/>
       </w:pPr>
       <w:r>
-        <w:t xml:space="preserve">11.5.2 Kako riješiti konflikt — korak po korak</w:t>
+        <w:t xml:space="preserve">Kako riješiti konflikt — korak po korak</w:t>
       </w:r>
     </w:p>
     <w:p>
@@ -22869,6 +23306,12 @@
         <w:pStyle w:val="BlockText"/>
       </w:pPr>
       <w:r>
+        <w:t xml:space="preserve">⚠️</w:t>
+      </w:r>
+      <w:r>
+        <w:t xml:space="preserve"> </w:t>
+      </w:r>
+      <w:r>
         <w:rPr>
           <w:b/>
           <w:bCs/>
@@ -22889,7 +23332,7 @@
         <w:pStyle w:val="Heading3"/>
       </w:pPr>
       <w:r>
-        <w:t xml:space="preserve">11.5.3 Kako spriječiti konflikte</w:t>
+        <w:t xml:space="preserve">Kako spriječiti konflikte</w:t>
       </w:r>
     </w:p>
     <w:p>
@@ -22963,7 +23406,7 @@
         <w:pStyle w:val="Heading2"/>
       </w:pPr>
       <w:r>
-        <w:t xml:space="preserve">11.6 9.6 Nakon mergea — što dalje?</w:t>
+        <w:t xml:space="preserve">9.6 Nakon mergea — što dalje?</w:t>
       </w:r>
     </w:p>
     <w:p>
@@ -23025,7 +23468,7 @@
         <w:pStyle w:val="Heading2"/>
       </w:pPr>
       <w:r>
-        <w:t xml:space="preserve">11.7 9.7 Git CLI alternativa za merge</w:t>
+        <w:t xml:space="preserve">9.7 Git CLI alternativa za merge</w:t>
       </w:r>
     </w:p>
     <w:p>
@@ -23200,7 +23643,7 @@
         <w:pStyle w:val="Heading2"/>
       </w:pPr>
       <w:r>
-        <w:t xml:space="preserve">11.8 Što smo naučili u ovom poglavlju</w:t>
+        <w:t xml:space="preserve">✅ Što smo naučili u ovom poglavlju</w:t>
       </w:r>
     </w:p>
     <w:tbl>
@@ -23430,6 +23873,12 @@
         <w:pStyle w:val="BlockText"/>
       </w:pPr>
       <w:r>
+        <w:t xml:space="preserve">💡</w:t>
+      </w:r>
+      <w:r>
+        <w:t xml:space="preserve"> </w:t>
+      </w:r>
+      <w:r>
         <w:rPr>
           <w:b/>
           <w:bCs/>
@@ -23502,7 +23951,12 @@
         <w:pStyle w:val="Heading1"/>
       </w:pPr>
       <w:r>
-        <w:t xml:space="preserve">12. Poglavlje 10 - Word DOCX template: koncept</w:t>
+        <w:t xml:space="preserve">Poglavlje 10 - Word DOCX template: koncept</w:t>
+      </w:r>
+    </w:p>
+    <w:p>
+      <w:r>
+        <w:br w:type="page"/>
       </w:r>
     </w:p>
     <w:p>
@@ -23510,6 +23964,12 @@
         <w:pStyle w:val="BlockText"/>
       </w:pPr>
       <w:r>
+        <w:t xml:space="preserve">⏱️</w:t>
+      </w:r>
+      <w:r>
+        <w:t xml:space="preserve"> </w:t>
+      </w:r>
+      <w:r>
         <w:rPr>
           <w:b/>
           <w:bCs/>
@@ -23521,6 +23981,12 @@
       </w:r>
       <w:r>
         <w:t xml:space="preserve">10 minuta</w:t>
+      </w:r>
+      <w:r>
+        <w:t xml:space="preserve"> </w:t>
+      </w:r>
+      <w:r>
+        <w:t xml:space="preserve">📋</w:t>
       </w:r>
       <w:r>
         <w:t xml:space="preserve"> </w:t>
@@ -23552,7 +24018,7 @@
         <w:pStyle w:val="Heading2"/>
       </w:pPr>
       <w:r>
-        <w:t xml:space="preserve">12.1 10.1 Problem koji template rješava</w:t>
+        <w:t xml:space="preserve">10.1 Problem koji template rješava</w:t>
       </w:r>
     </w:p>
     <w:p>
@@ -23597,7 +24063,7 @@
         <w:pStyle w:val="Heading2"/>
       </w:pPr>
       <w:r>
-        <w:t xml:space="preserve">12.2 10.2 Kako funkcionira reference-doc mehanizam</w:t>
+        <w:t xml:space="preserve">10.2 Kako funkcionira reference-doc mehanizam</w:t>
       </w:r>
     </w:p>
     <w:p>
@@ -23832,7 +24298,7 @@
         <w:pStyle w:val="Heading2"/>
       </w:pPr>
       <w:r>
-        <w:t xml:space="preserve">12.3 10.3 Gdje se template nalazi</w:t>
+        <w:t xml:space="preserve">10.3 Gdje se template nalazi</w:t>
       </w:r>
     </w:p>
     <w:p>
@@ -23998,7 +24464,7 @@
         <w:pStyle w:val="Heading2"/>
       </w:pPr>
       <w:r>
-        <w:t xml:space="preserve">12.4 10.4 Koje stilove template definira</w:t>
+        <w:t xml:space="preserve">10.4 Koje stilove template definira</w:t>
       </w:r>
     </w:p>
     <w:p>
@@ -24280,6 +24746,12 @@
         <w:pStyle w:val="BlockText"/>
       </w:pPr>
       <w:r>
+        <w:t xml:space="preserve">💡</w:t>
+      </w:r>
+      <w:r>
+        <w:t xml:space="preserve"> </w:t>
+      </w:r>
+      <w:r>
         <w:rPr>
           <w:b/>
           <w:bCs/>
@@ -24337,7 +24809,7 @@
         <w:pStyle w:val="Heading2"/>
       </w:pPr>
       <w:r>
-        <w:t xml:space="preserve">12.5 10.5 Kako modificirati template</w:t>
+        <w:t xml:space="preserve">10.5 Kako modificirati template</w:t>
       </w:r>
     </w:p>
     <w:p>
@@ -24345,6 +24817,12 @@
         <w:pStyle w:val="BlockText"/>
       </w:pPr>
       <w:r>
+        <w:t xml:space="preserve">⚠️</w:t>
+      </w:r>
+      <w:r>
+        <w:t xml:space="preserve"> </w:t>
+      </w:r>
+      <w:r>
         <w:rPr>
           <w:b/>
           <w:bCs/>
@@ -24401,7 +24879,7 @@
         <w:pStyle w:val="Heading3"/>
       </w:pPr>
       <w:r>
-        <w:t xml:space="preserve">12.5.1 Korak 1: Otvori template u Wordu</w:t>
+        <w:t xml:space="preserve">Korak 1: Otvori template u Wordu</w:t>
       </w:r>
     </w:p>
     <w:p>
@@ -24434,7 +24912,7 @@
         <w:pStyle w:val="Heading3"/>
       </w:pPr>
       <w:r>
-        <w:t xml:space="preserve">12.5.2 Korak 2: Uredi stilove, ne sadržaj</w:t>
+        <w:t xml:space="preserve">Korak 2: Uredi stilove, ne sadržaj</w:t>
       </w:r>
     </w:p>
     <w:p>
@@ -24592,7 +25070,7 @@
         <w:pStyle w:val="Heading3"/>
       </w:pPr>
       <w:r>
-        <w:t xml:space="preserve">12.5.3 Korak 3: Spremi i commitaj</w:t>
+        <w:t xml:space="preserve">Korak 3: Spremi i commitaj</w:t>
       </w:r>
     </w:p>
     <w:p>
@@ -24645,6 +25123,12 @@
         <w:pStyle w:val="BlockText"/>
       </w:pPr>
       <w:r>
+        <w:t xml:space="preserve">💡</w:t>
+      </w:r>
+      <w:r>
+        <w:t xml:space="preserve"> </w:t>
+      </w:r>
+      <w:r>
         <w:rPr>
           <w:b/>
           <w:bCs/>
@@ -24685,7 +25169,7 @@
         <w:pStyle w:val="Heading2"/>
       </w:pPr>
       <w:r>
-        <w:t xml:space="preserve">12.6 10.6 Što se dogodi ako template nedostaje</w:t>
+        <w:t xml:space="preserve">10.6 Što se dogodi ako template nedostaje</w:t>
       </w:r>
     </w:p>
     <w:p>
@@ -24746,7 +25230,7 @@
         <w:pStyle w:val="Heading2"/>
       </w:pPr>
       <w:r>
-        <w:t xml:space="preserve">12.7 10.7 Veza između template i finalnog dokumenta — sažetak</w:t>
+        <w:t xml:space="preserve">10.7 Veza između template i finalnog dokumenta — sažetak</w:t>
       </w:r>
     </w:p>
     <w:p>
@@ -24894,7 +25378,7 @@
         <w:pStyle w:val="Heading2"/>
       </w:pPr>
       <w:r>
-        <w:t xml:space="preserve">12.8 Što smo naučili u ovom poglavlju</w:t>
+        <w:t xml:space="preserve">✅ Što smo naučili u ovom poglavlju</w:t>
       </w:r>
     </w:p>
     <w:tbl>
@@ -25162,7 +25646,12 @@
         <w:pStyle w:val="Heading1"/>
       </w:pPr>
       <w:r>
-        <w:t xml:space="preserve">13. Poglavlje 11 - GitHub Actions: pregled automatizacije</w:t>
+        <w:t xml:space="preserve">Poglavlje 11 - GitHub Actions: pregled automatizacije</w:t>
+      </w:r>
+    </w:p>
+    <w:p>
+      <w:r>
+        <w:br w:type="page"/>
       </w:r>
     </w:p>
     <w:p>
@@ -25170,6 +25659,12 @@
         <w:pStyle w:val="BlockText"/>
       </w:pPr>
       <w:r>
+        <w:t xml:space="preserve">⏱️</w:t>
+      </w:r>
+      <w:r>
+        <w:t xml:space="preserve"> </w:t>
+      </w:r>
+      <w:r>
         <w:rPr>
           <w:b/>
           <w:bCs/>
@@ -25181,6 +25676,12 @@
       </w:r>
       <w:r>
         <w:t xml:space="preserve">10 minuta</w:t>
+      </w:r>
+      <w:r>
+        <w:t xml:space="preserve"> </w:t>
+      </w:r>
+      <w:r>
+        <w:t xml:space="preserve">📋</w:t>
       </w:r>
       <w:r>
         <w:t xml:space="preserve"> </w:t>
@@ -25212,7 +25713,7 @@
         <w:pStyle w:val="Heading2"/>
       </w:pPr>
       <w:r>
-        <w:t xml:space="preserve">13.1 11.1 Što su GitHub Actions?</w:t>
+        <w:t xml:space="preserve">11.1 Što su GitHub Actions?</w:t>
       </w:r>
     </w:p>
     <w:p>
@@ -25239,7 +25740,7 @@
         <w:pStyle w:val="Heading3"/>
       </w:pPr>
       <w:r>
-        <w:t xml:space="preserve">13.1.1 Analogija</w:t>
+        <w:t xml:space="preserve">Analogija</w:t>
       </w:r>
     </w:p>
     <w:p>
@@ -25283,7 +25784,7 @@
         <w:pStyle w:val="Heading3"/>
       </w:pPr>
       <w:r>
-        <w:t xml:space="preserve">13.1.2 Što Actions radi u ovom projektu</w:t>
+        <w:t xml:space="preserve">Što Actions radi u ovom projektu</w:t>
       </w:r>
     </w:p>
     <w:p>
@@ -25587,7 +26088,7 @@
         <w:pStyle w:val="Heading2"/>
       </w:pPr>
       <w:r>
-        <w:t xml:space="preserve">13.2 11.2 Gdje se nalazi konfiguracija</w:t>
+        <w:t xml:space="preserve">11.2 Gdje se nalazi konfiguracija</w:t>
       </w:r>
     </w:p>
     <w:p>
@@ -25675,7 +26176,7 @@
         <w:pStyle w:val="Heading3"/>
       </w:pPr>
       <w:r>
-        <w:t xml:space="preserve">13.2.1 Kako izgleda workflow datoteka (samo za razumijevanje)</w:t>
+        <w:t xml:space="preserve">Kako izgleda workflow datoteka (samo za razumijevanje)</w:t>
       </w:r>
     </w:p>
     <w:p>
@@ -26087,7 +26588,7 @@
         <w:pStyle w:val="Heading2"/>
       </w:pPr>
       <w:r>
-        <w:t xml:space="preserve">13.3 11.3 Praćenje statusa Actions — gdje gledati</w:t>
+        <w:t xml:space="preserve">11.3 Praćenje statusa Actions — gdje gledati</w:t>
       </w:r>
     </w:p>
     <w:bookmarkStart w:id="210" w:name="zelena-kvačica-crveni-x-na-githubu"/>
@@ -26096,7 +26597,7 @@
         <w:pStyle w:val="Heading3"/>
       </w:pPr>
       <w:r>
-        <w:t xml:space="preserve">13.3.1 Zelena kvačica / Crveni X na GitHubu</w:t>
+        <w:t xml:space="preserve">Zelena kvačica / Crveni X na GitHubu</w:t>
       </w:r>
     </w:p>
     <w:p>
@@ -26164,7 +26665,7 @@
               <w:pStyle w:val="Compact"/>
             </w:pPr>
             <w:r>
-              <w:t xml:space="preserve">Zuta tocka</w:t>
+              <w:t xml:space="preserve">🟡 Žuta točka</w:t>
             </w:r>
           </w:p>
         </w:tc>
@@ -26187,6 +26688,9 @@
             <w:pPr>
               <w:pStyle w:val="Compact"/>
             </w:pPr>
+            <w:r>
+              <w:t xml:space="preserve">✅ Zelena kvačica</w:t>
+            </w:r>
           </w:p>
         </w:tc>
         <w:tc>
@@ -26209,7 +26713,7 @@
               <w:pStyle w:val="Compact"/>
             </w:pPr>
             <w:r>
-              <w:t xml:space="preserve">Ne</w:t>
+              <w:t xml:space="preserve">❌ Crveni X</w:t>
             </w:r>
           </w:p>
         </w:tc>
@@ -26233,7 +26737,7 @@
         <w:pStyle w:val="Heading3"/>
       </w:pPr>
       <w:r>
-        <w:t xml:space="preserve">13.3.2 Kako otvoriti Actions log</w:t>
+        <w:t xml:space="preserve">Kako otvoriti Actions log</w:t>
       </w:r>
     </w:p>
     <w:p>
@@ -26408,7 +26912,7 @@
         <w:pStyle w:val="Heading2"/>
       </w:pPr>
       <w:r>
-        <w:t xml:space="preserve">13.4 11.4 Čitanje loga — što tražiti</w:t>
+        <w:t xml:space="preserve">11.4 Čitanje loga — što tražiti</w:t>
       </w:r>
     </w:p>
     <w:p>
@@ -26438,7 +26942,7 @@
         <w:pStyle w:val="Heading3"/>
       </w:pPr>
       <w:r>
-        <w:t xml:space="preserve">13.4.1 Uspješan log</w:t>
+        <w:t xml:space="preserve">Uspješan log</w:t>
       </w:r>
     </w:p>
     <w:p>
@@ -26531,7 +27035,7 @@
         <w:pStyle w:val="Heading3"/>
       </w:pPr>
       <w:r>
-        <w:t xml:space="preserve">13.4.2 Log s greškom</w:t>
+        <w:t xml:space="preserve">Log s greškom</w:t>
       </w:r>
     </w:p>
     <w:p>
@@ -26633,7 +27137,7 @@
         <w:pStyle w:val="Heading3"/>
       </w:pPr>
       <w:r>
-        <w:t xml:space="preserve">13.4.3 Kako čitati poruku greške</w:t>
+        <w:t xml:space="preserve">Kako čitati poruku greške</w:t>
       </w:r>
     </w:p>
     <w:p>
@@ -26784,7 +27288,7 @@
         <w:pStyle w:val="Heading2"/>
       </w:pPr>
       <w:r>
-        <w:t xml:space="preserve">13.5 11.5 Najčešće greške i kako ih prepoznati</w:t>
+        <w:t xml:space="preserve">11.5 Najčešće greške i kako ih prepoznati</w:t>
       </w:r>
     </w:p>
     <w:tbl>
@@ -27025,6 +27529,12 @@
         <w:pStyle w:val="BlockText"/>
       </w:pPr>
       <w:r>
+        <w:t xml:space="preserve">💡</w:t>
+      </w:r>
+      <w:r>
+        <w:t xml:space="preserve"> </w:t>
+      </w:r>
+      <w:r>
         <w:rPr>
           <w:b/>
           <w:bCs/>
@@ -27052,7 +27562,7 @@
         <w:pStyle w:val="Heading2"/>
       </w:pPr>
       <w:r>
-        <w:t xml:space="preserve">13.6 11.6 Preuzimanje generiranih dokumenata</w:t>
+        <w:t xml:space="preserve">11.6 Preuzimanje generiranih dokumenata</w:t>
       </w:r>
     </w:p>
     <w:p>
@@ -27085,7 +27595,7 @@
         <w:pStyle w:val="Heading3"/>
       </w:pPr>
       <w:r>
-        <w:t xml:space="preserve">13.6.1 Kako preuzeti dokument</w:t>
+        <w:t xml:space="preserve">Kako preuzeti dokument</w:t>
       </w:r>
     </w:p>
     <w:p>
@@ -27269,7 +27779,7 @@
         <w:pStyle w:val="Heading2"/>
       </w:pPr>
       <w:r>
-        <w:t xml:space="preserve">13.7 11.7 Što korisnik treba znati, a što ne</w:t>
+        <w:t xml:space="preserve">11.7 Što korisnik treba znati, a što ne</w:t>
       </w:r>
     </w:p>
     <w:bookmarkStart w:id="220" w:name="trebaš-znati"/>
@@ -27278,7 +27788,7 @@
         <w:pStyle w:val="Heading3"/>
       </w:pPr>
       <w:r>
-        <w:t xml:space="preserve">13.7.1 Trebaš znati</w:t>
+        <w:t xml:space="preserve">Trebaš znati</w:t>
       </w:r>
     </w:p>
     <w:p>
@@ -27345,7 +27855,7 @@
         <w:pStyle w:val="Heading3"/>
       </w:pPr>
       <w:r>
-        <w:t xml:space="preserve">13.7.2 Ne trebaš znati (to je posao maintainera)</w:t>
+        <w:t xml:space="preserve">Ne trebaš znati (to je posao maintainera)</w:t>
       </w:r>
     </w:p>
     <w:p>
@@ -27411,7 +27921,7 @@
         <w:pStyle w:val="Heading2"/>
       </w:pPr>
       <w:r>
-        <w:t xml:space="preserve">13.8 Što smo naučili u ovom poglavlju</w:t>
+        <w:t xml:space="preserve">✅ Što smo naučili u ovom poglavlju</w:t>
       </w:r>
     </w:p>
     <w:tbl>
@@ -27626,6 +28136,12 @@
         <w:pStyle w:val="BlockText"/>
       </w:pPr>
       <w:r>
+        <w:t xml:space="preserve">💡</w:t>
+      </w:r>
+      <w:r>
+        <w:t xml:space="preserve"> </w:t>
+      </w:r>
+      <w:r>
         <w:rPr>
           <w:b/>
           <w:bCs/>
@@ -27713,7 +28229,12 @@
         <w:pStyle w:val="Heading1"/>
       </w:pPr>
       <w:r>
-        <w:t xml:space="preserve">14. Poglavlje 12 - Quarto render: lokalni pregled dokumenta</w:t>
+        <w:t xml:space="preserve">Poglavlje 12 - Quarto render: lokalni pregled dokumenta</w:t>
+      </w:r>
+    </w:p>
+    <w:p>
+      <w:r>
+        <w:br w:type="page"/>
       </w:r>
     </w:p>
     <w:p>
@@ -27721,6 +28242,12 @@
         <w:pStyle w:val="BlockText"/>
       </w:pPr>
       <w:r>
+        <w:t xml:space="preserve">⏱️</w:t>
+      </w:r>
+      <w:r>
+        <w:t xml:space="preserve"> </w:t>
+      </w:r>
+      <w:r>
         <w:rPr>
           <w:b/>
           <w:bCs/>
@@ -27732,6 +28259,12 @@
       </w:r>
       <w:r>
         <w:t xml:space="preserve">15–20 minuta</w:t>
+      </w:r>
+      <w:r>
+        <w:t xml:space="preserve"> </w:t>
+      </w:r>
+      <w:r>
+        <w:t xml:space="preserve">📋</w:t>
       </w:r>
       <w:r>
         <w:t xml:space="preserve"> </w:t>
@@ -27763,7 +28296,7 @@
         <w:pStyle w:val="Heading2"/>
       </w:pPr>
       <w:r>
-        <w:t xml:space="preserve">14.1 12.1 Zašto renderirati lokalno?</w:t>
+        <w:t xml:space="preserve">12.1 Zašto renderirati lokalno?</w:t>
       </w:r>
     </w:p>
     <w:p>
@@ -27885,6 +28418,12 @@
         <w:pStyle w:val="BlockText"/>
       </w:pPr>
       <w:r>
+        <w:t xml:space="preserve">💡</w:t>
+      </w:r>
+      <w:r>
+        <w:t xml:space="preserve"> </w:t>
+      </w:r>
+      <w:r>
         <w:rPr>
           <w:b/>
           <w:bCs/>
@@ -27941,7 +28480,7 @@
         <w:pStyle w:val="Heading2"/>
       </w:pPr>
       <w:r>
-        <w:t xml:space="preserve">14.2 12.2 Otvaranje terminala u folderu repozitorija</w:t>
+        <w:t xml:space="preserve">12.2 Otvaranje terminala u folderu repozitorija</w:t>
       </w:r>
     </w:p>
     <w:p>
@@ -27974,7 +28513,7 @@
         <w:pStyle w:val="Heading3"/>
       </w:pPr>
       <w:r>
-        <w:t xml:space="preserve">14.2.1 Windows</w:t>
+        <w:t xml:space="preserve">Windows</w:t>
       </w:r>
     </w:p>
     <w:p>
@@ -28084,6 +28623,12 @@
         <w:pStyle w:val="BlockText"/>
       </w:pPr>
       <w:r>
+        <w:t xml:space="preserve">💡</w:t>
+      </w:r>
+      <w:r>
+        <w:t xml:space="preserve"> </w:t>
+      </w:r>
+      <w:r>
         <w:rPr>
           <w:b/>
           <w:bCs/>
@@ -28143,7 +28688,7 @@
         <w:pStyle w:val="Heading3"/>
       </w:pPr>
       <w:r>
-        <w:t xml:space="preserve">14.2.2 macOS</w:t>
+        <w:t xml:space="preserve">macOS</w:t>
       </w:r>
     </w:p>
     <w:p>
@@ -28217,7 +28762,7 @@
         <w:pStyle w:val="Heading2"/>
       </w:pPr>
       <w:r>
-        <w:t xml:space="preserve">14.3 12.3 Osnovne Quarto naredbe</w:t>
+        <w:t xml:space="preserve">12.3 Osnovne Quarto naredbe</w:t>
       </w:r>
     </w:p>
     <w:bookmarkStart w:id="230" w:name="render-jedne-datoteke"/>
@@ -28226,7 +28771,7 @@
         <w:pStyle w:val="Heading3"/>
       </w:pPr>
       <w:r>
-        <w:t xml:space="preserve">14.3.1 Render jedne datoteke</w:t>
+        <w:t xml:space="preserve">Render jedne datoteke</w:t>
       </w:r>
     </w:p>
     <w:p>
@@ -28294,7 +28839,7 @@
         <w:pStyle w:val="Heading3"/>
       </w:pPr>
       <w:r>
-        <w:t xml:space="preserve">14.3.2 Render jedne datoteke u specifičan format</w:t>
+        <w:t xml:space="preserve">Render jedne datoteke u specifičan format</w:t>
       </w:r>
     </w:p>
     <w:p>
@@ -28420,6 +28965,12 @@
       <w:pPr>
         <w:pStyle w:val="BlockText"/>
       </w:pPr>
+      <w:r>
+        <w:t xml:space="preserve">⚠️</w:t>
+      </w:r>
+      <w:r>
+        <w:t xml:space="preserve"> </w:t>
+      </w:r>
       <w:r>
         <w:rPr>
           <w:b/>
@@ -28459,7 +29010,7 @@
         <w:pStyle w:val="Heading3"/>
       </w:pPr>
       <w:r>
-        <w:t xml:space="preserve">14.3.3 Render cijelog projekta</w:t>
+        <w:t xml:space="preserve">Render cijelog projekta</w:t>
       </w:r>
     </w:p>
     <w:p>
@@ -28500,6 +29051,12 @@
       <w:pPr>
         <w:pStyle w:val="BlockText"/>
       </w:pPr>
+      <w:r>
+        <w:t xml:space="preserve">💡</w:t>
+      </w:r>
+      <w:r>
+        <w:t xml:space="preserve"> </w:t>
+      </w:r>
       <w:r>
         <w:rPr>
           <w:b/>
@@ -28521,7 +29078,7 @@
         <w:pStyle w:val="Heading3"/>
       </w:pPr>
       <w:r>
-        <w:t xml:space="preserve">14.3.4 Preview — pregled u pregledniku</w:t>
+        <w:t xml:space="preserve">Preview — pregled u pregledniku</w:t>
       </w:r>
     </w:p>
     <w:p>
@@ -28643,6 +29200,12 @@
       <w:pPr>
         <w:pStyle w:val="BlockText"/>
       </w:pPr>
+      <w:r>
+        <w:t xml:space="preserve">💡</w:t>
+      </w:r>
+      <w:r>
+        <w:t xml:space="preserve"> </w:t>
+      </w:r>
       <w:r>
         <w:rPr>
           <w:b/>
@@ -28725,7 +29288,7 @@
         <w:pStyle w:val="Heading2"/>
       </w:pPr>
       <w:r>
-        <w:t xml:space="preserve">14.4 12.4 Gdje se nalaze generirani dokumenti</w:t>
+        <w:t xml:space="preserve">12.4 Gdje se nalaze generirani dokumenti</w:t>
       </w:r>
     </w:p>
     <w:p>
@@ -28822,6 +29385,12 @@
       <w:pPr>
         <w:pStyle w:val="BlockText"/>
       </w:pPr>
+      <w:r>
+        <w:t xml:space="preserve">⚠️</w:t>
+      </w:r>
+      <w:r>
+        <w:t xml:space="preserve"> </w:t>
+      </w:r>
       <w:r>
         <w:rPr>
           <w:b/>
@@ -28923,7 +29492,7 @@
         <w:pStyle w:val="Heading2"/>
       </w:pPr>
       <w:r>
-        <w:t xml:space="preserve">14.5 12.5 Razumijevanje</w:t>
+        <w:t xml:space="preserve">12.5 Razumijevanje</w:t>
       </w:r>
       <w:r>
         <w:t xml:space="preserve"> </w:t>
@@ -29358,7 +29927,7 @@
         <w:pStyle w:val="Heading3"/>
       </w:pPr>
       <w:r>
-        <w:t xml:space="preserve">14.5.1 Što iz ovoga trebaš znati</w:t>
+        <w:t xml:space="preserve">Što iz ovoga trebaš znati</w:t>
       </w:r>
     </w:p>
     <w:tbl>
@@ -29486,6 +30055,12 @@
         <w:pStyle w:val="BlockText"/>
       </w:pPr>
       <w:r>
+        <w:t xml:space="preserve">💡</w:t>
+      </w:r>
+      <w:r>
+        <w:t xml:space="preserve"> </w:t>
+      </w:r>
+      <w:r>
         <w:rPr>
           <w:b/>
           <w:bCs/>
@@ -29541,7 +30116,7 @@
         <w:pStyle w:val="Heading2"/>
       </w:pPr>
       <w:r>
-        <w:t xml:space="preserve">14.6 12.6 Razlika između lokalnog rendera i GitHub Actions</w:t>
+        <w:t xml:space="preserve">12.6 Razlika između lokalnog rendera i GitHub Actions</w:t>
       </w:r>
     </w:p>
     <w:tbl>
@@ -29849,7 +30424,7 @@
         <w:pStyle w:val="Heading2"/>
       </w:pPr>
       <w:r>
-        <w:t xml:space="preserve">14.7 12.7 Tipičan tijek rada s lokalnim renderom</w:t>
+        <w:t xml:space="preserve">12.7 Tipičan tijek rada s lokalnim renderom</w:t>
       </w:r>
     </w:p>
     <w:p>
@@ -30078,7 +30653,7 @@
         <w:pStyle w:val="Heading2"/>
       </w:pPr>
       <w:r>
-        <w:t xml:space="preserve">14.8 12.8 Najčešće greške pri lokalnom renderu</w:t>
+        <w:t xml:space="preserve">12.8 Najčešće greške pri lokalnom renderu</w:t>
       </w:r>
     </w:p>
     <w:tbl>
@@ -30381,7 +30956,7 @@
         <w:pStyle w:val="Heading2"/>
       </w:pPr>
       <w:r>
-        <w:t xml:space="preserve">14.9 Što smo naučili u ovom poglavlju</w:t>
+        <w:t xml:space="preserve">✅ Što smo naučili u ovom poglavlju</w:t>
       </w:r>
     </w:p>
     <w:tbl>
@@ -30615,6 +31190,12 @@
         <w:pStyle w:val="BlockText"/>
       </w:pPr>
       <w:r>
+        <w:t xml:space="preserve">💡</w:t>
+      </w:r>
+      <w:r>
+        <w:t xml:space="preserve"> </w:t>
+      </w:r>
+      <w:r>
         <w:rPr>
           <w:b/>
           <w:bCs/>
@@ -30687,7 +31268,12 @@
         <w:pStyle w:val="Heading1"/>
       </w:pPr>
       <w:r>
-        <w:t xml:space="preserve">15. Poglavlje 13 - Dodaci: Cheat Sheet, Rjecnik i Rjesavanje gresaka</w:t>
+        <w:t xml:space="preserve">Poglavlje 13 - Dodaci: Cheat Sheet, Rjecnik i Rjesavanje gresaka</w:t>
+      </w:r>
+    </w:p>
+    <w:p>
+      <w:r>
+        <w:br w:type="page"/>
       </w:r>
     </w:p>
     <w:p>
@@ -30712,12 +31298,6 @@
       <w:pPr>
         <w:pStyle w:val="Heading2"/>
       </w:pPr>
-      <w:r>
-        <w:t xml:space="preserve">15.1</w:t>
-      </w:r>
-      <w:r>
-        <w:t xml:space="preserve"> </w:t>
-      </w:r>
       <w:r>
         <w:rPr>
           <w:b/>
@@ -31112,12 +31692,6 @@
         <w:pStyle w:val="Heading2"/>
       </w:pPr>
       <w:r>
-        <w:t xml:space="preserve">15.2</w:t>
-      </w:r>
-      <w:r>
-        <w:t xml:space="preserve"> </w:t>
-      </w:r>
-      <w:r>
         <w:rPr>
           <w:b/>
           <w:bCs/>
@@ -31489,12 +32063,6 @@
         <w:pStyle w:val="Heading2"/>
       </w:pPr>
       <w:r>
-        <w:t xml:space="preserve">15.3</w:t>
-      </w:r>
-      <w:r>
-        <w:t xml:space="preserve"> </w:t>
-      </w:r>
-      <w:r>
         <w:rPr>
           <w:b/>
           <w:bCs/>
@@ -31515,12 +32083,6 @@
       <w:pPr>
         <w:pStyle w:val="Heading3"/>
       </w:pPr>
-      <w:r>
-        <w:t xml:space="preserve">15.3.1</w:t>
-      </w:r>
-      <w:r>
-        <w:t xml:space="preserve"> </w:t>
-      </w:r>
       <w:r>
         <w:rPr>
           <w:b/>
@@ -31597,12 +32159,6 @@
         <w:pStyle w:val="Heading3"/>
       </w:pPr>
       <w:r>
-        <w:t xml:space="preserve">15.3.2</w:t>
-      </w:r>
-      <w:r>
-        <w:t xml:space="preserve"> </w:t>
-      </w:r>
-      <w:r>
         <w:rPr>
           <w:b/>
           <w:bCs/>
@@ -31664,12 +32220,6 @@
         <w:pStyle w:val="Heading3"/>
       </w:pPr>
       <w:r>
-        <w:t xml:space="preserve">15.3.3</w:t>
-      </w:r>
-      <w:r>
-        <w:t xml:space="preserve"> </w:t>
-      </w:r>
-      <w:r>
         <w:rPr>
           <w:b/>
           <w:bCs/>
@@ -31759,12 +32309,6 @@
         <w:pStyle w:val="Heading3"/>
       </w:pPr>
       <w:r>
-        <w:t xml:space="preserve">15.3.4</w:t>
-      </w:r>
-      <w:r>
-        <w:t xml:space="preserve"> </w:t>
-      </w:r>
-      <w:r>
         <w:rPr>
           <w:b/>
           <w:bCs/>
@@ -31866,12 +32410,6 @@
         <w:pStyle w:val="Heading3"/>
       </w:pPr>
       <w:r>
-        <w:t xml:space="preserve">15.3.5</w:t>
-      </w:r>
-      <w:r>
-        <w:t xml:space="preserve"> </w:t>
-      </w:r>
-      <w:r>
         <w:rPr>
           <w:b/>
           <w:bCs/>
@@ -31949,12 +32487,6 @@
         <w:pStyle w:val="Heading3"/>
       </w:pPr>
       <w:r>
-        <w:t xml:space="preserve">15.3.6</w:t>
-      </w:r>
-      <w:r>
-        <w:t xml:space="preserve"> </w:t>
-      </w:r>
-      <w:r>
         <w:rPr>
           <w:b/>
           <w:bCs/>
@@ -32041,12 +32573,6 @@
         <w:pStyle w:val="Heading3"/>
       </w:pPr>
       <w:r>
-        <w:t xml:space="preserve">15.3.7</w:t>
-      </w:r>
-      <w:r>
-        <w:t xml:space="preserve"> </w:t>
-      </w:r>
-      <w:r>
         <w:rPr>
           <w:b/>
           <w:bCs/>
@@ -32143,12 +32669,6 @@
         <w:pStyle w:val="Heading3"/>
       </w:pPr>
       <w:r>
-        <w:t xml:space="preserve">15.3.8</w:t>
-      </w:r>
-      <w:r>
-        <w:t xml:space="preserve"> </w:t>
-      </w:r>
-      <w:r>
         <w:rPr>
           <w:b/>
           <w:bCs/>
@@ -32250,12 +32770,6 @@
         <w:pStyle w:val="Heading3"/>
       </w:pPr>
       <w:r>
-        <w:t xml:space="preserve">15.3.9</w:t>
-      </w:r>
-      <w:r>
-        <w:t xml:space="preserve"> </w:t>
-      </w:r>
-      <w:r>
         <w:rPr>
           <w:b/>
           <w:bCs/>
@@ -32353,12 +32867,6 @@
         <w:pStyle w:val="Heading3"/>
       </w:pPr>
       <w:r>
-        <w:t xml:space="preserve">15.3.10</w:t>
-      </w:r>
-      <w:r>
-        <w:t xml:space="preserve"> </w:t>
-      </w:r>
-      <w:r>
         <w:rPr>
           <w:b/>
           <w:bCs/>
@@ -32499,12 +33007,6 @@
       <w:pPr>
         <w:pStyle w:val="Heading2"/>
       </w:pPr>
-      <w:r>
-        <w:t xml:space="preserve">15.4</w:t>
-      </w:r>
-      <w:r>
-        <w:t xml:space="preserve"> </w:t>
-      </w:r>
       <w:r>
         <w:rPr>
           <w:b/>
